--- a/lessons/7-3/downloads/reveal/teacher/7.3-session-1-prerequisite-practice-a.docx
+++ b/lessons/7-3/downloads/reveal/teacher/7.3-session-1-prerequisite-practice-a.docx
@@ -15,10 +15,28 @@
         <w:rPr>
           <w:rFonts w:ascii="Avenir Next" w:hAnsi="Avenir Next" w:cs="Avenir Next" w:eastAsia="Avenir Next"/>
           <w:color w:val="1A1A1A"/>
+          <w:sz w:val="22"/>
+          <w:szCs w:val="20"/>
+        </w:rPr>
+        <w:t xml:space="preserve">Name</w:t>
+      </w:r>
+      <w:r>
+        <w:rPr>
+          <w:rFonts w:ascii="Avenir Next" w:hAnsi="Avenir Next" w:cs="Avenir Next" w:eastAsia="Avenir Next"/>
+          <w:color w:val="1A1A1A"/>
           <w:sz w:val="20"/>
           <w:szCs w:val="20"/>
         </w:rPr>
-        <w:t xml:space="preserve">Name</w:t>
+        <w:tab/>
+      </w:r>
+      <w:r>
+        <w:rPr>
+          <w:rFonts w:ascii="Avenir Next" w:hAnsi="Avenir Next" w:cs="Avenir Next" w:eastAsia="Avenir Next"/>
+          <w:color w:val="1A1A1A"/>
+          <w:sz w:val="22"/>
+          <w:szCs w:val="20"/>
+        </w:rPr>
+        <w:t xml:space="preserve">   Date</w:t>
       </w:r>
       <w:r>
         <w:rPr>
@@ -33,25 +51,7 @@
         <w:rPr>
           <w:rFonts w:ascii="Avenir Next" w:hAnsi="Avenir Next" w:cs="Avenir Next" w:eastAsia="Avenir Next"/>
           <w:color w:val="1A1A1A"/>
-          <w:sz w:val="20"/>
-          <w:szCs w:val="20"/>
-        </w:rPr>
-        <w:t xml:space="preserve">   Date</w:t>
-      </w:r>
-      <w:r>
-        <w:rPr>
-          <w:rFonts w:ascii="Avenir Next" w:hAnsi="Avenir Next" w:cs="Avenir Next" w:eastAsia="Avenir Next"/>
-          <w:color w:val="1A1A1A"/>
-          <w:sz w:val="20"/>
-          <w:szCs w:val="20"/>
-        </w:rPr>
-        <w:tab/>
-      </w:r>
-      <w:r>
-        <w:rPr>
-          <w:rFonts w:ascii="Avenir Next" w:hAnsi="Avenir Next" w:cs="Avenir Next" w:eastAsia="Avenir Next"/>
-          <w:color w:val="1A1A1A"/>
-          <w:sz w:val="20"/>
+          <w:sz w:val="22"/>
           <w:szCs w:val="20"/>
         </w:rPr>
         <w:t xml:space="preserve">   Period</w:t>
@@ -78,7 +78,7 @@
           <w:caps/>
           <w:color w:val="003A70"/>
           <w:spacing w:val="12"/>
-          <w:sz w:val="19"/>
+          <w:sz w:val="22"/>
           <w:szCs w:val="19"/>
         </w:rPr>
         <w:t xml:space="preserve">Lesson 7-3  ·  Session 1  ·  Prerequisite Practice A  ·  Skill 1 of 2</w:t>
@@ -86,6 +86,7 @@
     </w:p>
     <w:p>
       <w:pPr>
+        <w:pStyle w:val="Heading1"/>
         <w:keepNext/>
         <w:spacing w:before="0" w:after="10" w:line="240" w:lineRule="auto"/>
       </w:pPr>
@@ -111,7 +112,7 @@
         <w:rPr>
           <w:rFonts w:ascii="Avenir Next" w:hAnsi="Avenir Next" w:cs="Avenir Next" w:eastAsia="Avenir Next"/>
           <w:color w:val="5A5F66"/>
-          <w:sz w:val="17"/>
+          <w:sz w:val="22"/>
           <w:szCs w:val="17"/>
         </w:rPr>
         <w:t xml:space="preserve">Builds on Grade 5 · 5.NBT.A.3b</w:t>
@@ -154,6 +155,7 @@
           </w:tcPr>
           <w:p>
             <w:pPr>
+              <w:pStyle w:val="Heading2"/>
               <w:spacing w:before="0" w:after="0" w:line="252" w:lineRule="auto"/>
             </w:pPr>
             <w:r>
@@ -183,7 +185,7 @@
               <w:rPr>
                 <w:rFonts w:ascii="Avenir Next" w:hAnsi="Avenir Next" w:cs="Avenir Next" w:eastAsia="Avenir Next"/>
                 <w:color w:val="1A1A1A"/>
-                <w:sz w:val="20"/>
+                <w:sz w:val="22"/>
                 <w:szCs w:val="20"/>
               </w:rPr>
               <w:t xml:space="preserve">You will find which beaker reading is closest to 0, like 0.5 or 2.5.</w:t>
@@ -203,6 +205,7 @@
           </w:tcPr>
           <w:p>
             <w:pPr>
+              <w:pStyle w:val="Heading2"/>
               <w:spacing w:before="0" w:after="0" w:line="252" w:lineRule="auto"/>
             </w:pPr>
             <w:r>
@@ -232,7 +235,7 @@
               <w:rPr>
                 <w:rFonts w:ascii="Avenir Next" w:hAnsi="Avenir Next" w:cs="Avenir Next" w:eastAsia="Avenir Next"/>
                 <w:color w:val="1A1A1A"/>
-                <w:sz w:val="20"/>
+                <w:sz w:val="22"/>
                 <w:szCs w:val="20"/>
               </w:rPr>
               <w:t xml:space="preserve">Compare two decimals, like 3.5 and 4.25.  </w:t>
@@ -242,7 +245,7 @@
                 <w:rFonts w:ascii="Avenir Next" w:hAnsi="Avenir Next" w:cs="Avenir Next" w:eastAsia="Avenir Next"/>
                 <w:b/>
                 <w:color w:val="1A1A1A"/>
-                <w:sz w:val="20"/>
+                <w:sz w:val="22"/>
                 <w:szCs w:val="20"/>
               </w:rPr>
               <w:t xml:space="preserve">You will use it in Practice Form A, problem 2.</w:t>
@@ -253,6 +256,7 @@
     </w:tbl>
     <w:p>
       <w:pPr>
+        <w:pStyle w:val="Heading2"/>
         <w:keepNext/>
         <w:pBdr>
           <w:bottom w:val="single" w:sz="8" w:space="3" w:color="003A70"/>
@@ -268,7 +272,7 @@
           <w:b/>
           <w:color w:val="003A70"/>
           <w:spacing w:val="14"/>
-          <w:sz w:val="19"/>
+          <w:sz w:val="22"/>
           <w:szCs w:val="19"/>
         </w:rPr>
         <w:t xml:space="preserve">STEPS TO FOLLOW</w:t>
@@ -287,7 +291,7 @@
           <w:rFonts w:ascii="Avenir Next" w:hAnsi="Avenir Next" w:cs="Avenir Next" w:eastAsia="Avenir Next"/>
           <w:i/>
           <w:color w:val="5A5F66"/>
-          <w:sz w:val="17"/>
+          <w:sz w:val="22"/>
           <w:szCs w:val="17"/>
         </w:rPr>
         <w:t xml:space="preserve">use these same steps on every problem</w:t>
@@ -329,6 +333,7 @@
           </w:tcPr>
           <w:p>
             <w:pPr>
+              <w:pStyle w:val="Heading1"/>
               <w:spacing w:before="0" w:after="0" w:line="240" w:lineRule="auto"/>
               <w:jc w:val="center"/>
             </w:pPr>
@@ -358,7 +363,7 @@
                 <w:rFonts w:ascii="Avenir Next" w:hAnsi="Avenir Next" w:cs="Avenir Next" w:eastAsia="Avenir Next"/>
                 <w:b/>
                 <w:color w:val="1A1A1A"/>
-                <w:sz w:val="21"/>
+                <w:sz w:val="22"/>
                 <w:szCs w:val="21"/>
               </w:rPr>
               <w:t xml:space="preserve">Line up</w:t>
@@ -367,7 +372,7 @@
               <w:rPr>
                 <w:rFonts w:ascii="Avenir Next" w:hAnsi="Avenir Next" w:cs="Avenir Next" w:eastAsia="Avenir Next"/>
                 <w:color w:val="1A1A1A"/>
-                <w:sz w:val="21"/>
+                <w:sz w:val="22"/>
                 <w:szCs w:val="21"/>
               </w:rPr>
               <w:t xml:space="preserve"> the decimal points. Add zeros so the digits match.</w:t>
@@ -386,6 +391,7 @@
           </w:tcPr>
           <w:p>
             <w:pPr>
+              <w:pStyle w:val="Heading1"/>
               <w:spacing w:before="0" w:after="0" w:line="240" w:lineRule="auto"/>
               <w:jc w:val="center"/>
             </w:pPr>
@@ -414,7 +420,7 @@
               <w:rPr>
                 <w:rFonts w:ascii="Avenir Next" w:hAnsi="Avenir Next" w:cs="Avenir Next" w:eastAsia="Avenir Next"/>
                 <w:color w:val="1A1A1A"/>
-                <w:sz w:val="21"/>
+                <w:sz w:val="22"/>
                 <w:szCs w:val="21"/>
               </w:rPr>
               <w:t xml:space="preserve">Compare the </w:t>
@@ -424,7 +430,7 @@
                 <w:rFonts w:ascii="Avenir Next" w:hAnsi="Avenir Next" w:cs="Avenir Next" w:eastAsia="Avenir Next"/>
                 <w:b/>
                 <w:color w:val="1A1A1A"/>
-                <w:sz w:val="21"/>
+                <w:sz w:val="22"/>
                 <w:szCs w:val="21"/>
               </w:rPr>
               <w:t xml:space="preserve">whole numbers</w:t>
@@ -433,7 +439,7 @@
               <w:rPr>
                 <w:rFonts w:ascii="Avenir Next" w:hAnsi="Avenir Next" w:cs="Avenir Next" w:eastAsia="Avenir Next"/>
                 <w:color w:val="1A1A1A"/>
-                <w:sz w:val="21"/>
+                <w:sz w:val="22"/>
                 <w:szCs w:val="21"/>
               </w:rPr>
               <w:t xml:space="preserve"> first.</w:t>
@@ -452,6 +458,7 @@
           </w:tcPr>
           <w:p>
             <w:pPr>
+              <w:pStyle w:val="Heading1"/>
               <w:spacing w:before="0" w:after="0" w:line="240" w:lineRule="auto"/>
               <w:jc w:val="center"/>
             </w:pPr>
@@ -480,7 +487,7 @@
               <w:rPr>
                 <w:rFonts w:ascii="Avenir Next" w:hAnsi="Avenir Next" w:cs="Avenir Next" w:eastAsia="Avenir Next"/>
                 <w:color w:val="1A1A1A"/>
-                <w:sz w:val="21"/>
+                <w:sz w:val="22"/>
                 <w:szCs w:val="21"/>
               </w:rPr>
               <w:t xml:space="preserve">If they match, compare </w:t>
@@ -490,7 +497,7 @@
                 <w:rFonts w:ascii="Avenir Next" w:hAnsi="Avenir Next" w:cs="Avenir Next" w:eastAsia="Avenir Next"/>
                 <w:b/>
                 <w:color w:val="1A1A1A"/>
-                <w:sz w:val="21"/>
+                <w:sz w:val="22"/>
                 <w:szCs w:val="21"/>
               </w:rPr>
               <w:t xml:space="preserve">tenths</w:t>
@@ -499,7 +506,7 @@
               <w:rPr>
                 <w:rFonts w:ascii="Avenir Next" w:hAnsi="Avenir Next" w:cs="Avenir Next" w:eastAsia="Avenir Next"/>
                 <w:color w:val="1A1A1A"/>
-                <w:sz w:val="21"/>
+                <w:sz w:val="22"/>
                 <w:szCs w:val="21"/>
               </w:rPr>
               <w:t xml:space="preserve">, then hundredths.</w:t>
@@ -510,6 +517,7 @@
     </w:tbl>
     <w:p>
       <w:pPr>
+        <w:pStyle w:val="Heading2"/>
         <w:keepNext/>
         <w:pBdr>
           <w:bottom w:val="single" w:sz="8" w:space="3" w:color="003A70"/>
@@ -525,7 +533,7 @@
           <w:b/>
           <w:color w:val="003A70"/>
           <w:spacing w:val="14"/>
-          <w:sz w:val="19"/>
+          <w:sz w:val="22"/>
           <w:szCs w:val="19"/>
         </w:rPr>
         <w:t xml:space="preserve">WATCH ME</w:t>
@@ -544,7 +552,7 @@
           <w:rFonts w:ascii="Avenir Next" w:hAnsi="Avenir Next" w:cs="Avenir Next" w:eastAsia="Avenir Next"/>
           <w:i/>
           <w:color w:val="5A5F66"/>
-          <w:sz w:val="17"/>
+          <w:sz w:val="22"/>
           <w:szCs w:val="17"/>
         </w:rPr>
         <w:t xml:space="preserve">the steps in action</w:t>
@@ -559,7 +567,7 @@
           <w:rFonts w:ascii="Avenir Next" w:hAnsi="Avenir Next" w:cs="Avenir Next" w:eastAsia="Avenir Next"/>
           <w:b/>
           <w:color w:val="1A1A1A"/>
-          <w:sz w:val="21"/>
+          <w:sz w:val="22"/>
           <w:szCs w:val="21"/>
         </w:rPr>
         <w:t xml:space="preserve">Compare 7.5 and 7.25.</w:t>
@@ -578,25 +586,25 @@
           <w:rFonts w:ascii="Avenir Next" w:hAnsi="Avenir Next" w:cs="Avenir Next" w:eastAsia="Avenir Next"/>
           <w:b/>
           <w:color w:val="003A70"/>
+          <w:sz w:val="22"/>
+          <w:szCs w:val="19"/>
+        </w:rPr>
+        <w:t xml:space="preserve">Step 1</w:t>
+      </w:r>
+      <w:r>
+        <w:rPr>
+          <w:rFonts w:ascii="Avenir Next" w:hAnsi="Avenir Next" w:cs="Avenir Next" w:eastAsia="Avenir Next"/>
+          <w:color w:val="1A1A1A"/>
           <w:sz w:val="19"/>
           <w:szCs w:val="19"/>
         </w:rPr>
-        <w:t xml:space="preserve">Step 1</w:t>
-      </w:r>
-      <w:r>
-        <w:rPr>
-          <w:rFonts w:ascii="Avenir Next" w:hAnsi="Avenir Next" w:cs="Avenir Next" w:eastAsia="Avenir Next"/>
-          <w:color w:val="1A1A1A"/>
-          <w:sz w:val="19"/>
-          <w:szCs w:val="19"/>
-        </w:rPr>
         <w:tab/>
       </w:r>
       <w:r>
         <w:rPr>
           <w:rFonts w:ascii="Avenir Next" w:hAnsi="Avenir Next" w:cs="Avenir Next" w:eastAsia="Avenir Next"/>
           <w:color w:val="1A1A1A"/>
-          <w:sz w:val="21"/>
+          <w:sz w:val="22"/>
           <w:szCs w:val="21"/>
         </w:rPr>
         <w:t xml:space="preserve">Line up: 7.50 and 7.25.</w:t>
@@ -615,25 +623,25 @@
           <w:rFonts w:ascii="Avenir Next" w:hAnsi="Avenir Next" w:cs="Avenir Next" w:eastAsia="Avenir Next"/>
           <w:b/>
           <w:color w:val="003A70"/>
+          <w:sz w:val="22"/>
+          <w:szCs w:val="19"/>
+        </w:rPr>
+        <w:t xml:space="preserve">Step 2</w:t>
+      </w:r>
+      <w:r>
+        <w:rPr>
+          <w:rFonts w:ascii="Avenir Next" w:hAnsi="Avenir Next" w:cs="Avenir Next" w:eastAsia="Avenir Next"/>
+          <w:color w:val="1A1A1A"/>
           <w:sz w:val="19"/>
           <w:szCs w:val="19"/>
         </w:rPr>
-        <w:t xml:space="preserve">Step 2</w:t>
-      </w:r>
-      <w:r>
-        <w:rPr>
-          <w:rFonts w:ascii="Avenir Next" w:hAnsi="Avenir Next" w:cs="Avenir Next" w:eastAsia="Avenir Next"/>
-          <w:color w:val="1A1A1A"/>
-          <w:sz w:val="19"/>
-          <w:szCs w:val="19"/>
-        </w:rPr>
         <w:tab/>
       </w:r>
       <w:r>
         <w:rPr>
           <w:rFonts w:ascii="Avenir Next" w:hAnsi="Avenir Next" w:cs="Avenir Next" w:eastAsia="Avenir Next"/>
           <w:color w:val="1A1A1A"/>
-          <w:sz w:val="21"/>
+          <w:sz w:val="22"/>
           <w:szCs w:val="21"/>
         </w:rPr>
         <w:t xml:space="preserve">Wholes: 7 = 7. They match.</w:t>
@@ -652,25 +660,25 @@
           <w:rFonts w:ascii="Avenir Next" w:hAnsi="Avenir Next" w:cs="Avenir Next" w:eastAsia="Avenir Next"/>
           <w:b/>
           <w:color w:val="003A70"/>
+          <w:sz w:val="22"/>
+          <w:szCs w:val="19"/>
+        </w:rPr>
+        <w:t xml:space="preserve">Step 3</w:t>
+      </w:r>
+      <w:r>
+        <w:rPr>
+          <w:rFonts w:ascii="Avenir Next" w:hAnsi="Avenir Next" w:cs="Avenir Next" w:eastAsia="Avenir Next"/>
+          <w:color w:val="1A1A1A"/>
           <w:sz w:val="19"/>
           <w:szCs w:val="19"/>
         </w:rPr>
-        <w:t xml:space="preserve">Step 3</w:t>
-      </w:r>
-      <w:r>
-        <w:rPr>
-          <w:rFonts w:ascii="Avenir Next" w:hAnsi="Avenir Next" w:cs="Avenir Next" w:eastAsia="Avenir Next"/>
-          <w:color w:val="1A1A1A"/>
-          <w:sz w:val="19"/>
-          <w:szCs w:val="19"/>
-        </w:rPr>
         <w:tab/>
       </w:r>
       <w:r>
         <w:rPr>
           <w:rFonts w:ascii="Avenir Next" w:hAnsi="Avenir Next" w:cs="Avenir Next" w:eastAsia="Avenir Next"/>
           <w:color w:val="1A1A1A"/>
-          <w:sz w:val="21"/>
+          <w:sz w:val="22"/>
           <w:szCs w:val="21"/>
         </w:rPr>
         <w:t xml:space="preserve">Tenths: 5 &gt; 2. So 7.5 &gt; 7.25.</w:t>
@@ -689,33 +697,34 @@
           <w:rFonts w:ascii="Avenir Next" w:hAnsi="Avenir Next" w:cs="Avenir Next" w:eastAsia="Avenir Next"/>
           <w:b/>
           <w:color w:val="1A1A1A"/>
+          <w:sz w:val="22"/>
+          <w:szCs w:val="21"/>
+        </w:rPr>
+        <w:t xml:space="preserve">Answer</w:t>
+      </w:r>
+      <w:r>
+        <w:rPr>
+          <w:rFonts w:ascii="Avenir Next" w:hAnsi="Avenir Next" w:cs="Avenir Next" w:eastAsia="Avenir Next"/>
+          <w:color w:val="1A1A1A"/>
           <w:sz w:val="21"/>
           <w:szCs w:val="21"/>
         </w:rPr>
-        <w:t xml:space="preserve">Answer</w:t>
-      </w:r>
-      <w:r>
-        <w:rPr>
-          <w:rFonts w:ascii="Avenir Next" w:hAnsi="Avenir Next" w:cs="Avenir Next" w:eastAsia="Avenir Next"/>
-          <w:color w:val="1A1A1A"/>
-          <w:sz w:val="21"/>
+        <w:tab/>
+      </w:r>
+      <w:r>
+        <w:rPr>
+          <w:rFonts w:ascii="Avenir Next" w:hAnsi="Avenir Next" w:cs="Avenir Next" w:eastAsia="Avenir Next"/>
+          <w:b/>
+          <w:color w:val="1A1A1A"/>
+          <w:sz w:val="22"/>
           <w:szCs w:val="21"/>
         </w:rPr>
-        <w:tab/>
-      </w:r>
-      <w:r>
-        <w:rPr>
-          <w:rFonts w:ascii="Avenir Next" w:hAnsi="Avenir Next" w:cs="Avenir Next" w:eastAsia="Avenir Next"/>
-          <w:b/>
-          <w:color w:val="1A1A1A"/>
-          <w:sz w:val="21"/>
-          <w:szCs w:val="21"/>
-        </w:rPr>
         <w:t xml:space="preserve">7.5 &gt; 7.25</w:t>
       </w:r>
     </w:p>
     <w:p>
       <w:pPr>
+        <w:pStyle w:val="Heading2"/>
         <w:keepNext/>
         <w:pBdr>
           <w:bottom w:val="single" w:sz="8" w:space="3" w:color="003A70"/>
@@ -731,7 +740,7 @@
           <w:b/>
           <w:color w:val="003A70"/>
           <w:spacing w:val="14"/>
-          <w:sz w:val="19"/>
+          <w:sz w:val="22"/>
           <w:szCs w:val="19"/>
         </w:rPr>
         <w:t xml:space="preserve">TRY IT WITH HELP</w:t>
@@ -750,7 +759,7 @@
           <w:rFonts w:ascii="Avenir Next" w:hAnsi="Avenir Next" w:cs="Avenir Next" w:eastAsia="Avenir Next"/>
           <w:i/>
           <w:color w:val="5A5F66"/>
-          <w:sz w:val="17"/>
+          <w:sz w:val="22"/>
           <w:szCs w:val="17"/>
         </w:rPr>
         <w:t xml:space="preserve">fill in each step</w:t>
@@ -808,25 +817,25 @@
           <w:rFonts w:ascii="Avenir Next" w:hAnsi="Avenir Next" w:cs="Avenir Next" w:eastAsia="Avenir Next"/>
           <w:b/>
           <w:color w:val="003A70"/>
+          <w:sz w:val="22"/>
+          <w:szCs w:val="18"/>
+        </w:rPr>
+        <w:t xml:space="preserve">Step 1</w:t>
+      </w:r>
+      <w:r>
+        <w:rPr>
+          <w:rFonts w:ascii="Avenir Next" w:hAnsi="Avenir Next" w:cs="Avenir Next" w:eastAsia="Avenir Next"/>
+          <w:color w:val="1A1A1A"/>
           <w:sz w:val="18"/>
           <w:szCs w:val="18"/>
         </w:rPr>
-        <w:t xml:space="preserve">Step 1</w:t>
-      </w:r>
-      <w:r>
-        <w:rPr>
-          <w:rFonts w:ascii="Avenir Next" w:hAnsi="Avenir Next" w:cs="Avenir Next" w:eastAsia="Avenir Next"/>
-          <w:color w:val="1A1A1A"/>
-          <w:sz w:val="18"/>
-          <w:szCs w:val="18"/>
-        </w:rPr>
         <w:tab/>
       </w:r>
       <w:r>
         <w:rPr>
           <w:rFonts w:ascii="Avenir Next" w:hAnsi="Avenir Next" w:cs="Avenir Next" w:eastAsia="Avenir Next"/>
           <w:color w:val="1A1A1A"/>
-          <w:sz w:val="21"/>
+          <w:sz w:val="22"/>
           <w:szCs w:val="21"/>
         </w:rPr>
         <w:t xml:space="preserve">Line up: 3.50 and </w:t>
@@ -845,7 +854,7 @@
         <w:rPr>
           <w:rFonts w:ascii="Avenir Next" w:hAnsi="Avenir Next" w:cs="Avenir Next" w:eastAsia="Avenir Next"/>
           <w:color w:val="1A1A1A"/>
-          <w:sz w:val="21"/>
+          <w:sz w:val="22"/>
           <w:szCs w:val="21"/>
         </w:rPr>
         <w:t xml:space="preserve">.</w:t>
@@ -865,25 +874,25 @@
           <w:rFonts w:ascii="Avenir Next" w:hAnsi="Avenir Next" w:cs="Avenir Next" w:eastAsia="Avenir Next"/>
           <w:b/>
           <w:color w:val="003A70"/>
+          <w:sz w:val="22"/>
+          <w:szCs w:val="18"/>
+        </w:rPr>
+        <w:t xml:space="preserve">Step 2</w:t>
+      </w:r>
+      <w:r>
+        <w:rPr>
+          <w:rFonts w:ascii="Avenir Next" w:hAnsi="Avenir Next" w:cs="Avenir Next" w:eastAsia="Avenir Next"/>
+          <w:color w:val="1A1A1A"/>
           <w:sz w:val="18"/>
           <w:szCs w:val="18"/>
         </w:rPr>
-        <w:t xml:space="preserve">Step 2</w:t>
-      </w:r>
-      <w:r>
-        <w:rPr>
-          <w:rFonts w:ascii="Avenir Next" w:hAnsi="Avenir Next" w:cs="Avenir Next" w:eastAsia="Avenir Next"/>
-          <w:color w:val="1A1A1A"/>
-          <w:sz w:val="18"/>
-          <w:szCs w:val="18"/>
-        </w:rPr>
         <w:tab/>
       </w:r>
       <w:r>
         <w:rPr>
           <w:rFonts w:ascii="Avenir Next" w:hAnsi="Avenir Next" w:cs="Avenir Next" w:eastAsia="Avenir Next"/>
           <w:color w:val="1A1A1A"/>
-          <w:sz w:val="21"/>
+          <w:sz w:val="22"/>
           <w:szCs w:val="21"/>
         </w:rPr>
         <w:t xml:space="preserve">Wholes: 3 </w:t>
@@ -902,7 +911,7 @@
         <w:rPr>
           <w:rFonts w:ascii="Avenir Next" w:hAnsi="Avenir Next" w:cs="Avenir Next" w:eastAsia="Avenir Next"/>
           <w:color w:val="1A1A1A"/>
-          <w:sz w:val="21"/>
+          <w:sz w:val="22"/>
           <w:szCs w:val="21"/>
         </w:rPr>
         <w:t xml:space="preserve"> 4.</w:t>
@@ -922,25 +931,25 @@
           <w:rFonts w:ascii="Avenir Next" w:hAnsi="Avenir Next" w:cs="Avenir Next" w:eastAsia="Avenir Next"/>
           <w:b/>
           <w:color w:val="003A70"/>
+          <w:sz w:val="22"/>
+          <w:szCs w:val="18"/>
+        </w:rPr>
+        <w:t xml:space="preserve">Step 3</w:t>
+      </w:r>
+      <w:r>
+        <w:rPr>
+          <w:rFonts w:ascii="Avenir Next" w:hAnsi="Avenir Next" w:cs="Avenir Next" w:eastAsia="Avenir Next"/>
+          <w:color w:val="1A1A1A"/>
           <w:sz w:val="18"/>
           <w:szCs w:val="18"/>
         </w:rPr>
-        <w:t xml:space="preserve">Step 3</w:t>
-      </w:r>
-      <w:r>
-        <w:rPr>
-          <w:rFonts w:ascii="Avenir Next" w:hAnsi="Avenir Next" w:cs="Avenir Next" w:eastAsia="Avenir Next"/>
-          <w:color w:val="1A1A1A"/>
-          <w:sz w:val="18"/>
-          <w:szCs w:val="18"/>
-        </w:rPr>
         <w:tab/>
       </w:r>
       <w:r>
         <w:rPr>
           <w:rFonts w:ascii="Avenir Next" w:hAnsi="Avenir Next" w:cs="Avenir Next" w:eastAsia="Avenir Next"/>
           <w:color w:val="1A1A1A"/>
-          <w:sz w:val="21"/>
+          <w:sz w:val="22"/>
           <w:szCs w:val="21"/>
         </w:rPr>
         <w:t xml:space="preserve">So 3.5 </w:t>
@@ -959,7 +968,7 @@
         <w:rPr>
           <w:rFonts w:ascii="Avenir Next" w:hAnsi="Avenir Next" w:cs="Avenir Next" w:eastAsia="Avenir Next"/>
           <w:color w:val="1A1A1A"/>
-          <w:sz w:val="21"/>
+          <w:sz w:val="22"/>
           <w:szCs w:val="21"/>
         </w:rPr>
         <w:t xml:space="preserve"> 4.25.</w:t>
@@ -1022,25 +1031,25 @@
           <w:rFonts w:ascii="Avenir Next" w:hAnsi="Avenir Next" w:cs="Avenir Next" w:eastAsia="Avenir Next"/>
           <w:b/>
           <w:color w:val="003A70"/>
+          <w:sz w:val="22"/>
+          <w:szCs w:val="18"/>
+        </w:rPr>
+        <w:t xml:space="preserve">Step 1</w:t>
+      </w:r>
+      <w:r>
+        <w:rPr>
+          <w:rFonts w:ascii="Avenir Next" w:hAnsi="Avenir Next" w:cs="Avenir Next" w:eastAsia="Avenir Next"/>
+          <w:color w:val="1A1A1A"/>
           <w:sz w:val="18"/>
           <w:szCs w:val="18"/>
         </w:rPr>
-        <w:t xml:space="preserve">Step 1</w:t>
-      </w:r>
-      <w:r>
-        <w:rPr>
-          <w:rFonts w:ascii="Avenir Next" w:hAnsi="Avenir Next" w:cs="Avenir Next" w:eastAsia="Avenir Next"/>
-          <w:color w:val="1A1A1A"/>
-          <w:sz w:val="18"/>
-          <w:szCs w:val="18"/>
-        </w:rPr>
         <w:tab/>
       </w:r>
       <w:r>
         <w:rPr>
           <w:rFonts w:ascii="Avenir Next" w:hAnsi="Avenir Next" w:cs="Avenir Next" w:eastAsia="Avenir Next"/>
           <w:color w:val="1A1A1A"/>
-          <w:sz w:val="21"/>
+          <w:sz w:val="22"/>
           <w:szCs w:val="21"/>
         </w:rPr>
         <w:t xml:space="preserve">Line up: 0.50 and </w:t>
@@ -1059,7 +1068,7 @@
         <w:rPr>
           <w:rFonts w:ascii="Avenir Next" w:hAnsi="Avenir Next" w:cs="Avenir Next" w:eastAsia="Avenir Next"/>
           <w:color w:val="1A1A1A"/>
-          <w:sz w:val="21"/>
+          <w:sz w:val="22"/>
           <w:szCs w:val="21"/>
         </w:rPr>
         <w:t xml:space="preserve">.</w:t>
@@ -1079,25 +1088,25 @@
           <w:rFonts w:ascii="Avenir Next" w:hAnsi="Avenir Next" w:cs="Avenir Next" w:eastAsia="Avenir Next"/>
           <w:b/>
           <w:color w:val="003A70"/>
+          <w:sz w:val="22"/>
+          <w:szCs w:val="18"/>
+        </w:rPr>
+        <w:t xml:space="preserve">Step 2</w:t>
+      </w:r>
+      <w:r>
+        <w:rPr>
+          <w:rFonts w:ascii="Avenir Next" w:hAnsi="Avenir Next" w:cs="Avenir Next" w:eastAsia="Avenir Next"/>
+          <w:color w:val="1A1A1A"/>
           <w:sz w:val="18"/>
           <w:szCs w:val="18"/>
         </w:rPr>
-        <w:t xml:space="preserve">Step 2</w:t>
-      </w:r>
-      <w:r>
-        <w:rPr>
-          <w:rFonts w:ascii="Avenir Next" w:hAnsi="Avenir Next" w:cs="Avenir Next" w:eastAsia="Avenir Next"/>
-          <w:color w:val="1A1A1A"/>
-          <w:sz w:val="18"/>
-          <w:szCs w:val="18"/>
-        </w:rPr>
         <w:tab/>
       </w:r>
       <w:r>
         <w:rPr>
           <w:rFonts w:ascii="Avenir Next" w:hAnsi="Avenir Next" w:cs="Avenir Next" w:eastAsia="Avenir Next"/>
           <w:color w:val="1A1A1A"/>
-          <w:sz w:val="21"/>
+          <w:sz w:val="22"/>
           <w:szCs w:val="21"/>
         </w:rPr>
         <w:t xml:space="preserve">Wholes match. Tenths: 5 </w:t>
@@ -1116,7 +1125,7 @@
         <w:rPr>
           <w:rFonts w:ascii="Avenir Next" w:hAnsi="Avenir Next" w:cs="Avenir Next" w:eastAsia="Avenir Next"/>
           <w:color w:val="1A1A1A"/>
-          <w:sz w:val="21"/>
+          <w:sz w:val="22"/>
           <w:szCs w:val="21"/>
         </w:rPr>
         <w:t xml:space="preserve"> 4.</w:t>
@@ -1136,25 +1145,25 @@
           <w:rFonts w:ascii="Avenir Next" w:hAnsi="Avenir Next" w:cs="Avenir Next" w:eastAsia="Avenir Next"/>
           <w:b/>
           <w:color w:val="003A70"/>
+          <w:sz w:val="22"/>
+          <w:szCs w:val="18"/>
+        </w:rPr>
+        <w:t xml:space="preserve">Step 3</w:t>
+      </w:r>
+      <w:r>
+        <w:rPr>
+          <w:rFonts w:ascii="Avenir Next" w:hAnsi="Avenir Next" w:cs="Avenir Next" w:eastAsia="Avenir Next"/>
+          <w:color w:val="1A1A1A"/>
           <w:sz w:val="18"/>
           <w:szCs w:val="18"/>
         </w:rPr>
-        <w:t xml:space="preserve">Step 3</w:t>
-      </w:r>
-      <w:r>
-        <w:rPr>
-          <w:rFonts w:ascii="Avenir Next" w:hAnsi="Avenir Next" w:cs="Avenir Next" w:eastAsia="Avenir Next"/>
-          <w:color w:val="1A1A1A"/>
-          <w:sz w:val="18"/>
-          <w:szCs w:val="18"/>
-        </w:rPr>
         <w:tab/>
       </w:r>
       <w:r>
         <w:rPr>
           <w:rFonts w:ascii="Avenir Next" w:hAnsi="Avenir Next" w:cs="Avenir Next" w:eastAsia="Avenir Next"/>
           <w:color w:val="1A1A1A"/>
-          <w:sz w:val="21"/>
+          <w:sz w:val="22"/>
           <w:szCs w:val="21"/>
         </w:rPr>
         <w:t xml:space="preserve">So 0.5 </w:t>
@@ -1173,7 +1182,7 @@
         <w:rPr>
           <w:rFonts w:ascii="Avenir Next" w:hAnsi="Avenir Next" w:cs="Avenir Next" w:eastAsia="Avenir Next"/>
           <w:color w:val="1A1A1A"/>
-          <w:sz w:val="21"/>
+          <w:sz w:val="22"/>
           <w:szCs w:val="21"/>
         </w:rPr>
         <w:t xml:space="preserve"> 0.45.</w:t>
@@ -1186,6 +1195,7 @@
     </w:p>
     <w:p>
       <w:pPr>
+        <w:pStyle w:val="Heading2"/>
         <w:keepNext/>
         <w:pBdr>
           <w:bottom w:val="single" w:sz="8" w:space="3" w:color="003A70"/>
@@ -1201,7 +1211,7 @@
           <w:b/>
           <w:color w:val="003A70"/>
           <w:spacing w:val="14"/>
-          <w:sz w:val="19"/>
+          <w:sz w:val="22"/>
           <w:szCs w:val="19"/>
         </w:rPr>
         <w:t xml:space="preserve">YOUR TURN</w:t>
@@ -1220,7 +1230,7 @@
           <w:rFonts w:ascii="Avenir Next" w:hAnsi="Avenir Next" w:cs="Avenir Next" w:eastAsia="Avenir Next"/>
           <w:i/>
           <w:color w:val="5A5F66"/>
-          <w:sz w:val="17"/>
+          <w:sz w:val="22"/>
           <w:szCs w:val="17"/>
         </w:rPr>
         <w:t xml:space="preserve">use the steps on your own</w:t>
@@ -1411,7 +1421,7 @@
                       <w:szCs w:val="22"/>
                       <w:u w:val="single"/>
                     </w:rPr>
-                    <w:t xml:space="preserve">      </w:t>
+                    <w:t xml:space="preserve">          </w:t>
                   </w:r>
                 </w:p>
               </w:tc>
@@ -1492,7 +1502,7 @@
                       <w:szCs w:val="22"/>
                       <w:u w:val="single"/>
                     </w:rPr>
-                    <w:t xml:space="preserve">      </w:t>
+                    <w:t xml:space="preserve">          </w:t>
                   </w:r>
                 </w:p>
               </w:tc>
@@ -1573,7 +1583,7 @@
                       <w:szCs w:val="22"/>
                       <w:u w:val="single"/>
                     </w:rPr>
-                    <w:t xml:space="preserve">      </w:t>
+                    <w:t xml:space="preserve">          </w:t>
                   </w:r>
                 </w:p>
               </w:tc>
@@ -1660,7 +1670,7 @@
                       <w:szCs w:val="22"/>
                       <w:u w:val="single"/>
                     </w:rPr>
-                    <w:t xml:space="preserve">      </w:t>
+                    <w:t xml:space="preserve">          </w:t>
                   </w:r>
                 </w:p>
               </w:tc>
@@ -1741,7 +1751,7 @@
                       <w:szCs w:val="22"/>
                       <w:u w:val="single"/>
                     </w:rPr>
-                    <w:t xml:space="preserve">      </w:t>
+                    <w:t xml:space="preserve">          </w:t>
                   </w:r>
                 </w:p>
               </w:tc>
@@ -1822,7 +1832,7 @@
                       <w:szCs w:val="22"/>
                       <w:u w:val="single"/>
                     </w:rPr>
-                    <w:t xml:space="preserve">      </w:t>
+                    <w:t xml:space="preserve">          </w:t>
                   </w:r>
                 </w:p>
               </w:tc>
@@ -1845,7 +1855,7 @@
       <w:pPr>
         <w:pageBreakBefore/>
         <w:keepNext/>
-        <w:spacing w:before="0" w:after="12" w:line="264" w:lineRule="auto"/>
+        <w:spacing w:before="0" w:after="12" w:line="252" w:lineRule="auto"/>
       </w:pPr>
       <w:r>
         <w:rPr>
@@ -1854,7 +1864,7 @@
           <w:caps/>
           <w:color w:val="003A70"/>
           <w:spacing w:val="12"/>
-          <w:sz w:val="19"/>
+          <w:sz w:val="22"/>
           <w:szCs w:val="19"/>
         </w:rPr>
         <w:t xml:space="preserve">Lesson 7-3  ·  Session 1  ·  Prerequisite Practice A  ·  Skill 2 of 2</w:t>
@@ -1862,6 +1872,7 @@
     </w:p>
     <w:p>
       <w:pPr>
+        <w:pStyle w:val="Heading1"/>
         <w:keepNext/>
         <w:spacing w:before="0" w:after="10" w:line="240" w:lineRule="auto"/>
       </w:pPr>
@@ -1881,13 +1892,13 @@
         <w:pBdr>
           <w:bottom w:val="single" w:sz="4" w:space="5" w:color="C9CDD2"/>
         </w:pBdr>
-        <w:spacing w:before="0" w:after="60" w:line="264" w:lineRule="auto"/>
+        <w:spacing w:before="0" w:after="60" w:line="252" w:lineRule="auto"/>
       </w:pPr>
       <w:r>
         <w:rPr>
           <w:rFonts w:ascii="Avenir Next" w:hAnsi="Avenir Next" w:cs="Avenir Next" w:eastAsia="Avenir Next"/>
           <w:color w:val="5A5F66"/>
-          <w:sz w:val="17"/>
+          <w:sz w:val="22"/>
           <w:szCs w:val="17"/>
         </w:rPr>
         <w:t xml:space="preserve">Builds on Grade 4 · 4.NF.C.6</w:t>
@@ -1930,7 +1941,8 @@
           </w:tcPr>
           <w:p>
             <w:pPr>
-              <w:spacing w:before="0" w:after="0" w:line="252" w:lineRule="auto"/>
+              <w:pStyle w:val="Heading2"/>
+              <w:spacing w:before="0" w:after="0" w:line="246" w:lineRule="auto"/>
             </w:pPr>
             <w:r>
               <w:rPr>
@@ -1953,13 +1965,13 @@
           </w:tcPr>
           <w:p>
             <w:pPr>
-              <w:spacing w:before="0" w:after="0" w:line="264" w:lineRule="auto"/>
+              <w:spacing w:before="0" w:after="0" w:line="252" w:lineRule="auto"/>
             </w:pPr>
             <w:r>
               <w:rPr>
                 <w:rFonts w:ascii="Avenir Next" w:hAnsi="Avenir Next" w:cs="Avenir Next" w:eastAsia="Avenir Next"/>
                 <w:color w:val="1A1A1A"/>
-                <w:sz w:val="20"/>
+                <w:sz w:val="22"/>
                 <w:szCs w:val="20"/>
               </w:rPr>
               <w:t xml:space="preserve">You will plot −6, 2.5, −0.5, and 8 and mark each distance to 0.</w:t>
@@ -1979,7 +1991,8 @@
           </w:tcPr>
           <w:p>
             <w:pPr>
-              <w:spacing w:before="0" w:after="0" w:line="252" w:lineRule="auto"/>
+              <w:pStyle w:val="Heading2"/>
+              <w:spacing w:before="0" w:after="0" w:line="246" w:lineRule="auto"/>
             </w:pPr>
             <w:r>
               <w:rPr>
@@ -2002,13 +2015,13 @@
           </w:tcPr>
           <w:p>
             <w:pPr>
-              <w:spacing w:before="0" w:after="0" w:line="264" w:lineRule="auto"/>
+              <w:spacing w:before="0" w:after="0" w:line="252" w:lineRule="auto"/>
             </w:pPr>
             <w:r>
               <w:rPr>
                 <w:rFonts w:ascii="Avenir Next" w:hAnsi="Avenir Next" w:cs="Avenir Next" w:eastAsia="Avenir Next"/>
                 <w:color w:val="1A1A1A"/>
-                <w:sz w:val="20"/>
+                <w:sz w:val="22"/>
                 <w:szCs w:val="20"/>
               </w:rPr>
               <w:t xml:space="preserve">Read a number line scale to name a point like 3.5.  </w:t>
@@ -2018,7 +2031,7 @@
                 <w:rFonts w:ascii="Avenir Next" w:hAnsi="Avenir Next" w:cs="Avenir Next" w:eastAsia="Avenir Next"/>
                 <w:b/>
                 <w:color w:val="1A1A1A"/>
-                <w:sz w:val="20"/>
+                <w:sz w:val="22"/>
                 <w:szCs w:val="20"/>
               </w:rPr>
               <w:t xml:space="preserve">You will use it in Practice Form A, problem 2.</w:t>
@@ -2029,6 +2042,7 @@
     </w:tbl>
     <w:p>
       <w:pPr>
+        <w:pStyle w:val="Heading2"/>
         <w:keepNext/>
         <w:pBdr>
           <w:bottom w:val="single" w:sz="8" w:space="3" w:color="003A70"/>
@@ -2044,7 +2058,7 @@
           <w:b/>
           <w:color w:val="003A70"/>
           <w:spacing w:val="14"/>
-          <w:sz w:val="19"/>
+          <w:sz w:val="22"/>
           <w:szCs w:val="19"/>
         </w:rPr>
         <w:t xml:space="preserve">STEPS TO FOLLOW</w:t>
@@ -2063,7 +2077,7 @@
           <w:rFonts w:ascii="Avenir Next" w:hAnsi="Avenir Next" w:cs="Avenir Next" w:eastAsia="Avenir Next"/>
           <w:i/>
           <w:color w:val="5A5F66"/>
-          <w:sz w:val="17"/>
+          <w:sz w:val="22"/>
           <w:szCs w:val="17"/>
         </w:rPr>
         <w:t xml:space="preserve">use these same steps on every problem</w:t>
@@ -2105,6 +2119,7 @@
           </w:tcPr>
           <w:p>
             <w:pPr>
+              <w:pStyle w:val="Heading1"/>
               <w:spacing w:before="0" w:after="0" w:line="240" w:lineRule="auto"/>
               <w:jc w:val="center"/>
             </w:pPr>
@@ -2127,13 +2142,13 @@
           </w:tcPr>
           <w:p>
             <w:pPr>
-              <w:spacing w:before="0" w:after="0" w:line="264" w:lineRule="auto"/>
+              <w:spacing w:before="0" w:after="0" w:line="252" w:lineRule="auto"/>
             </w:pPr>
             <w:r>
               <w:rPr>
                 <w:rFonts w:ascii="Avenir Next" w:hAnsi="Avenir Next" w:cs="Avenir Next" w:eastAsia="Avenir Next"/>
                 <w:color w:val="1A1A1A"/>
-                <w:sz w:val="21"/>
+                <w:sz w:val="22"/>
                 <w:szCs w:val="21"/>
               </w:rPr>
               <w:t xml:space="preserve">Find the </w:t>
@@ -2143,7 +2158,7 @@
                 <w:rFonts w:ascii="Avenir Next" w:hAnsi="Avenir Next" w:cs="Avenir Next" w:eastAsia="Avenir Next"/>
                 <w:b/>
                 <w:color w:val="1A1A1A"/>
-                <w:sz w:val="21"/>
+                <w:sz w:val="22"/>
                 <w:szCs w:val="21"/>
               </w:rPr>
               <w:t xml:space="preserve">jump size</w:t>
@@ -2152,7 +2167,7 @@
               <w:rPr>
                 <w:rFonts w:ascii="Avenir Next" w:hAnsi="Avenir Next" w:cs="Avenir Next" w:eastAsia="Avenir Next"/>
                 <w:color w:val="1A1A1A"/>
-                <w:sz w:val="21"/>
+                <w:sz w:val="22"/>
                 <w:szCs w:val="21"/>
               </w:rPr>
               <w:t xml:space="preserve"> between tick marks.</w:t>
@@ -2171,6 +2186,7 @@
           </w:tcPr>
           <w:p>
             <w:pPr>
+              <w:pStyle w:val="Heading1"/>
               <w:spacing w:before="0" w:after="0" w:line="240" w:lineRule="auto"/>
               <w:jc w:val="center"/>
             </w:pPr>
@@ -2193,13 +2209,13 @@
           </w:tcPr>
           <w:p>
             <w:pPr>
-              <w:spacing w:before="0" w:after="0" w:line="264" w:lineRule="auto"/>
+              <w:spacing w:before="0" w:after="0" w:line="252" w:lineRule="auto"/>
             </w:pPr>
             <w:r>
               <w:rPr>
                 <w:rFonts w:ascii="Avenir Next" w:hAnsi="Avenir Next" w:cs="Avenir Next" w:eastAsia="Avenir Next"/>
                 <w:color w:val="1A1A1A"/>
-                <w:sz w:val="21"/>
+                <w:sz w:val="22"/>
                 <w:szCs w:val="21"/>
               </w:rPr>
               <w:t xml:space="preserve">Start at the </w:t>
@@ -2209,7 +2225,7 @@
                 <w:rFonts w:ascii="Avenir Next" w:hAnsi="Avenir Next" w:cs="Avenir Next" w:eastAsia="Avenir Next"/>
                 <w:b/>
                 <w:color w:val="1A1A1A"/>
-                <w:sz w:val="21"/>
+                <w:sz w:val="22"/>
                 <w:szCs w:val="21"/>
               </w:rPr>
               <w:t xml:space="preserve">labeled number</w:t>
@@ -2218,7 +2234,7 @@
               <w:rPr>
                 <w:rFonts w:ascii="Avenir Next" w:hAnsi="Avenir Next" w:cs="Avenir Next" w:eastAsia="Avenir Next"/>
                 <w:color w:val="1A1A1A"/>
-                <w:sz w:val="21"/>
+                <w:sz w:val="22"/>
                 <w:szCs w:val="21"/>
               </w:rPr>
               <w:t xml:space="preserve"> just before the point.</w:t>
@@ -2237,6 +2253,7 @@
           </w:tcPr>
           <w:p>
             <w:pPr>
+              <w:pStyle w:val="Heading1"/>
               <w:spacing w:before="0" w:after="0" w:line="240" w:lineRule="auto"/>
               <w:jc w:val="center"/>
             </w:pPr>
@@ -2259,14 +2276,14 @@
           </w:tcPr>
           <w:p>
             <w:pPr>
-              <w:spacing w:before="0" w:after="0" w:line="264" w:lineRule="auto"/>
+              <w:spacing w:before="0" w:after="0" w:line="252" w:lineRule="auto"/>
             </w:pPr>
             <w:r>
               <w:rPr>
                 <w:rFonts w:ascii="Avenir Next" w:hAnsi="Avenir Next" w:cs="Avenir Next" w:eastAsia="Avenir Next"/>
                 <w:b/>
                 <w:color w:val="1A1A1A"/>
-                <w:sz w:val="21"/>
+                <w:sz w:val="22"/>
                 <w:szCs w:val="21"/>
               </w:rPr>
               <w:t xml:space="preserve">Add</w:t>
@@ -2275,7 +2292,7 @@
               <w:rPr>
                 <w:rFonts w:ascii="Avenir Next" w:hAnsi="Avenir Next" w:cs="Avenir Next" w:eastAsia="Avenir Next"/>
                 <w:color w:val="1A1A1A"/>
-                <w:sz w:val="21"/>
+                <w:sz w:val="22"/>
                 <w:szCs w:val="21"/>
               </w:rPr>
               <w:t xml:space="preserve"> one jump for each tick you pass.</w:t>
@@ -2286,6 +2303,7 @@
     </w:tbl>
     <w:p>
       <w:pPr>
+        <w:pStyle w:val="Heading2"/>
         <w:keepNext/>
         <w:pBdr>
           <w:bottom w:val="single" w:sz="8" w:space="3" w:color="003A70"/>
@@ -2301,7 +2319,7 @@
           <w:b/>
           <w:color w:val="003A70"/>
           <w:spacing w:val="14"/>
-          <w:sz w:val="19"/>
+          <w:sz w:val="22"/>
           <w:szCs w:val="19"/>
         </w:rPr>
         <w:t xml:space="preserve">WATCH ME</w:t>
@@ -2320,7 +2338,7 @@
           <w:rFonts w:ascii="Avenir Next" w:hAnsi="Avenir Next" w:cs="Avenir Next" w:eastAsia="Avenir Next"/>
           <w:i/>
           <w:color w:val="5A5F66"/>
-          <w:sz w:val="17"/>
+          <w:sz w:val="22"/>
           <w:szCs w:val="17"/>
         </w:rPr>
         <w:t xml:space="preserve">the steps in action</w:t>
@@ -2362,14 +2380,14 @@
           </w:tcPr>
           <w:p>
             <w:pPr>
-              <w:spacing w:before="0" w:after="40" w:line="264" w:lineRule="auto"/>
+              <w:spacing w:before="0" w:after="40" w:line="252" w:lineRule="auto"/>
             </w:pPr>
             <w:r>
               <w:rPr>
                 <w:rFonts w:ascii="Avenir Next" w:hAnsi="Avenir Next" w:cs="Avenir Next" w:eastAsia="Avenir Next"/>
                 <w:b/>
                 <w:color w:val="1A1A1A"/>
-                <w:sz w:val="21"/>
+                <w:sz w:val="22"/>
                 <w:szCs w:val="21"/>
               </w:rPr>
               <w:t xml:space="preserve">What number is at point A?</w:t>
@@ -2380,7 +2398,7 @@
               <w:tabs>
                 <w:tab w:val="left" w:pos="950"/>
               </w:tabs>
-              <w:spacing w:before="0" w:after="24" w:line="256" w:lineRule="auto"/>
+              <w:spacing w:before="0" w:after="24" w:line="248" w:lineRule="auto"/>
               <w:ind w:left="950" w:hanging="950"/>
             </w:pPr>
             <w:r>
@@ -2388,25 +2406,25 @@
                 <w:rFonts w:ascii="Avenir Next" w:hAnsi="Avenir Next" w:cs="Avenir Next" w:eastAsia="Avenir Next"/>
                 <w:b/>
                 <w:color w:val="003A70"/>
+                <w:sz w:val="22"/>
+                <w:szCs w:val="19"/>
+              </w:rPr>
+              <w:t xml:space="preserve">Step 1</w:t>
+            </w:r>
+            <w:r>
+              <w:rPr>
+                <w:rFonts w:ascii="Avenir Next" w:hAnsi="Avenir Next" w:cs="Avenir Next" w:eastAsia="Avenir Next"/>
+                <w:color w:val="1A1A1A"/>
                 <w:sz w:val="19"/>
                 <w:szCs w:val="19"/>
               </w:rPr>
-              <w:t xml:space="preserve">Step 1</w:t>
-            </w:r>
-            <w:r>
-              <w:rPr>
-                <w:rFonts w:ascii="Avenir Next" w:hAnsi="Avenir Next" w:cs="Avenir Next" w:eastAsia="Avenir Next"/>
-                <w:color w:val="1A1A1A"/>
-                <w:sz w:val="19"/>
-                <w:szCs w:val="19"/>
-              </w:rPr>
               <w:tab/>
             </w:r>
             <w:r>
               <w:rPr>
                 <w:rFonts w:ascii="Avenir Next" w:hAnsi="Avenir Next" w:cs="Avenir Next" w:eastAsia="Avenir Next"/>
                 <w:color w:val="1A1A1A"/>
-                <w:sz w:val="21"/>
+                <w:sz w:val="22"/>
                 <w:szCs w:val="21"/>
               </w:rPr>
               <w:t xml:space="preserve">Each whole has 2 jumps, so each jump is 0.5.</w:t>
@@ -2417,7 +2435,7 @@
               <w:tabs>
                 <w:tab w:val="left" w:pos="950"/>
               </w:tabs>
-              <w:spacing w:before="0" w:after="24" w:line="256" w:lineRule="auto"/>
+              <w:spacing w:before="0" w:after="24" w:line="248" w:lineRule="auto"/>
               <w:ind w:left="950" w:hanging="950"/>
             </w:pPr>
             <w:r>
@@ -2425,25 +2443,25 @@
                 <w:rFonts w:ascii="Avenir Next" w:hAnsi="Avenir Next" w:cs="Avenir Next" w:eastAsia="Avenir Next"/>
                 <w:b/>
                 <w:color w:val="003A70"/>
+                <w:sz w:val="22"/>
+                <w:szCs w:val="19"/>
+              </w:rPr>
+              <w:t xml:space="preserve">Step 2</w:t>
+            </w:r>
+            <w:r>
+              <w:rPr>
+                <w:rFonts w:ascii="Avenir Next" w:hAnsi="Avenir Next" w:cs="Avenir Next" w:eastAsia="Avenir Next"/>
+                <w:color w:val="1A1A1A"/>
                 <w:sz w:val="19"/>
                 <w:szCs w:val="19"/>
               </w:rPr>
-              <w:t xml:space="preserve">Step 2</w:t>
-            </w:r>
-            <w:r>
-              <w:rPr>
-                <w:rFonts w:ascii="Avenir Next" w:hAnsi="Avenir Next" w:cs="Avenir Next" w:eastAsia="Avenir Next"/>
-                <w:color w:val="1A1A1A"/>
-                <w:sz w:val="19"/>
-                <w:szCs w:val="19"/>
-              </w:rPr>
               <w:tab/>
             </w:r>
             <w:r>
               <w:rPr>
                 <w:rFonts w:ascii="Avenir Next" w:hAnsi="Avenir Next" w:cs="Avenir Next" w:eastAsia="Avenir Next"/>
                 <w:color w:val="1A1A1A"/>
-                <w:sz w:val="21"/>
+                <w:sz w:val="22"/>
                 <w:szCs w:val="21"/>
               </w:rPr>
               <w:t xml:space="preserve">Start at 3.</w:t>
@@ -2454,7 +2472,7 @@
               <w:tabs>
                 <w:tab w:val="left" w:pos="950"/>
               </w:tabs>
-              <w:spacing w:before="0" w:after="24" w:line="256" w:lineRule="auto"/>
+              <w:spacing w:before="0" w:after="24" w:line="248" w:lineRule="auto"/>
               <w:ind w:left="950" w:hanging="950"/>
             </w:pPr>
             <w:r>
@@ -2462,25 +2480,25 @@
                 <w:rFonts w:ascii="Avenir Next" w:hAnsi="Avenir Next" w:cs="Avenir Next" w:eastAsia="Avenir Next"/>
                 <w:b/>
                 <w:color w:val="003A70"/>
+                <w:sz w:val="22"/>
+                <w:szCs w:val="19"/>
+              </w:rPr>
+              <w:t xml:space="preserve">Step 3</w:t>
+            </w:r>
+            <w:r>
+              <w:rPr>
+                <w:rFonts w:ascii="Avenir Next" w:hAnsi="Avenir Next" w:cs="Avenir Next" w:eastAsia="Avenir Next"/>
+                <w:color w:val="1A1A1A"/>
                 <w:sz w:val="19"/>
                 <w:szCs w:val="19"/>
               </w:rPr>
-              <w:t xml:space="preserve">Step 3</w:t>
-            </w:r>
-            <w:r>
-              <w:rPr>
-                <w:rFonts w:ascii="Avenir Next" w:hAnsi="Avenir Next" w:cs="Avenir Next" w:eastAsia="Avenir Next"/>
-                <w:color w:val="1A1A1A"/>
-                <w:sz w:val="19"/>
-                <w:szCs w:val="19"/>
-              </w:rPr>
               <w:tab/>
             </w:r>
             <w:r>
               <w:rPr>
                 <w:rFonts w:ascii="Avenir Next" w:hAnsi="Avenir Next" w:cs="Avenir Next" w:eastAsia="Avenir Next"/>
                 <w:color w:val="1A1A1A"/>
-                <w:sz w:val="21"/>
+                <w:sz w:val="22"/>
                 <w:szCs w:val="21"/>
               </w:rPr>
               <w:t xml:space="preserve">1 jump: 3 + 0.5 = 3.5.</w:t>
@@ -2491,7 +2509,7 @@
               <w:tabs>
                 <w:tab w:val="left" w:pos="950"/>
               </w:tabs>
-              <w:spacing w:before="20" w:after="0" w:line="256" w:lineRule="auto"/>
+              <w:spacing w:before="20" w:after="0" w:line="248" w:lineRule="auto"/>
               <w:ind w:left="950" w:hanging="950"/>
             </w:pPr>
             <w:r>
@@ -2499,18 +2517,18 @@
                 <w:rFonts w:ascii="Avenir Next" w:hAnsi="Avenir Next" w:cs="Avenir Next" w:eastAsia="Avenir Next"/>
                 <w:b/>
                 <w:color w:val="1A1A1A"/>
+                <w:sz w:val="22"/>
+                <w:szCs w:val="21"/>
+              </w:rPr>
+              <w:t xml:space="preserve">Answer</w:t>
+            </w:r>
+            <w:r>
+              <w:rPr>
+                <w:rFonts w:ascii="Avenir Next" w:hAnsi="Avenir Next" w:cs="Avenir Next" w:eastAsia="Avenir Next"/>
+                <w:color w:val="1A1A1A"/>
                 <w:sz w:val="21"/>
                 <w:szCs w:val="21"/>
               </w:rPr>
-              <w:t xml:space="preserve">Answer</w:t>
-            </w:r>
-            <w:r>
-              <w:rPr>
-                <w:rFonts w:ascii="Avenir Next" w:hAnsi="Avenir Next" w:cs="Avenir Next" w:eastAsia="Avenir Next"/>
-                <w:color w:val="1A1A1A"/>
-                <w:sz w:val="21"/>
-                <w:szCs w:val="21"/>
-              </w:rPr>
               <w:tab/>
             </w:r>
             <w:r>
@@ -2518,7 +2536,7 @@
                 <w:rFonts w:ascii="Avenir Next" w:hAnsi="Avenir Next" w:cs="Avenir Next" w:eastAsia="Avenir Next"/>
                 <w:b/>
                 <w:color w:val="1A1A1A"/>
-                <w:sz w:val="21"/>
+                <w:sz w:val="22"/>
                 <w:szCs w:val="21"/>
               </w:rPr>
               <w:t xml:space="preserve">A = 3.5. It is 3.5 units from 0.</w:t>
@@ -2532,14 +2550,14 @@
           </w:tcPr>
           <w:p>
             <w:pPr>
-              <w:spacing w:before="0" w:after="0" w:line="264" w:lineRule="auto"/>
+              <w:spacing w:before="0" w:after="0" w:line="252" w:lineRule="auto"/>
               <w:jc w:val="right"/>
             </w:pPr>
             <w:r>
               <w:drawing>
                 <wp:inline distT="0" distB="0" distL="0" distR="0">
                   <wp:extent cx="2743200" cy="731520"/>
-                  <wp:docPr id="1" name="Figure 1"/>
+                  <wp:docPr id="1" name="Figure 1" descr="Number line from 0 to 5, ticks every 0.5. Points: x: 3.5; label: A."/>
                   <a:graphic xmlns:a="http://schemas.openxmlformats.org/drawingml/2006/main">
                     <a:graphicData uri="http://schemas.openxmlformats.org/drawingml/2006/picture">
                       <pic:pic xmlns:pic="http://schemas.openxmlformats.org/drawingml/2006/picture">
@@ -2579,6 +2597,7 @@
     </w:p>
     <w:p>
       <w:pPr>
+        <w:pStyle w:val="Heading2"/>
         <w:keepNext/>
         <w:pBdr>
           <w:bottom w:val="single" w:sz="8" w:space="3" w:color="003A70"/>
@@ -2594,7 +2613,7 @@
           <w:b/>
           <w:color w:val="003A70"/>
           <w:spacing w:val="14"/>
-          <w:sz w:val="19"/>
+          <w:sz w:val="22"/>
           <w:szCs w:val="19"/>
         </w:rPr>
         <w:t xml:space="preserve">TRY IT WITH HELP</w:t>
@@ -2613,7 +2632,7 @@
           <w:rFonts w:ascii="Avenir Next" w:hAnsi="Avenir Next" w:cs="Avenir Next" w:eastAsia="Avenir Next"/>
           <w:i/>
           <w:color w:val="5A5F66"/>
-          <w:sz w:val="17"/>
+          <w:sz w:val="22"/>
           <w:szCs w:val="17"/>
         </w:rPr>
         <w:t xml:space="preserve">fill in each step</w:t>
@@ -2625,7 +2644,7 @@
         <w:tabs>
           <w:tab w:val="left" w:pos="432"/>
         </w:tabs>
-        <w:spacing w:before="90" w:after="40" w:line="268" w:lineRule="auto"/>
+        <w:spacing w:before="90" w:after="40" w:line="254" w:lineRule="auto"/>
         <w:ind w:left="432" w:hanging="432"/>
       </w:pPr>
       <w:r>
@@ -2663,7 +2682,7 @@
         <w:tabs>
           <w:tab w:val="left" w:pos="1300"/>
         </w:tabs>
-        <w:spacing w:before="0" w:after="24" w:line="272" w:lineRule="auto"/>
+        <w:spacing w:before="0" w:after="24" w:line="256" w:lineRule="auto"/>
         <w:ind w:left="1300" w:hanging="868"/>
       </w:pPr>
       <w:r>
@@ -2671,25 +2690,25 @@
           <w:rFonts w:ascii="Avenir Next" w:hAnsi="Avenir Next" w:cs="Avenir Next" w:eastAsia="Avenir Next"/>
           <w:b/>
           <w:color w:val="003A70"/>
+          <w:sz w:val="22"/>
+          <w:szCs w:val="18"/>
+        </w:rPr>
+        <w:t xml:space="preserve">Step 1</w:t>
+      </w:r>
+      <w:r>
+        <w:rPr>
+          <w:rFonts w:ascii="Avenir Next" w:hAnsi="Avenir Next" w:cs="Avenir Next" w:eastAsia="Avenir Next"/>
+          <w:color w:val="1A1A1A"/>
           <w:sz w:val="18"/>
           <w:szCs w:val="18"/>
         </w:rPr>
-        <w:t xml:space="preserve">Step 1</w:t>
-      </w:r>
-      <w:r>
-        <w:rPr>
-          <w:rFonts w:ascii="Avenir Next" w:hAnsi="Avenir Next" w:cs="Avenir Next" w:eastAsia="Avenir Next"/>
-          <w:color w:val="1A1A1A"/>
-          <w:sz w:val="18"/>
-          <w:szCs w:val="18"/>
-        </w:rPr>
         <w:tab/>
       </w:r>
       <w:r>
         <w:rPr>
           <w:rFonts w:ascii="Avenir Next" w:hAnsi="Avenir Next" w:cs="Avenir Next" w:eastAsia="Avenir Next"/>
           <w:color w:val="1A1A1A"/>
-          <w:sz w:val="21"/>
+          <w:sz w:val="22"/>
           <w:szCs w:val="21"/>
         </w:rPr>
         <w:t xml:space="preserve">Each jump is </w:t>
@@ -2708,7 +2727,7 @@
         <w:rPr>
           <w:rFonts w:ascii="Avenir Next" w:hAnsi="Avenir Next" w:cs="Avenir Next" w:eastAsia="Avenir Next"/>
           <w:color w:val="1A1A1A"/>
-          <w:sz w:val="21"/>
+          <w:sz w:val="22"/>
           <w:szCs w:val="21"/>
         </w:rPr>
         <w:t xml:space="preserve">.</w:t>
@@ -2720,7 +2739,7 @@
         <w:tabs>
           <w:tab w:val="left" w:pos="1300"/>
         </w:tabs>
-        <w:spacing w:before="0" w:after="24" w:line="272" w:lineRule="auto"/>
+        <w:spacing w:before="0" w:after="24" w:line="256" w:lineRule="auto"/>
         <w:ind w:left="1300" w:hanging="868"/>
       </w:pPr>
       <w:r>
@@ -2728,25 +2747,25 @@
           <w:rFonts w:ascii="Avenir Next" w:hAnsi="Avenir Next" w:cs="Avenir Next" w:eastAsia="Avenir Next"/>
           <w:b/>
           <w:color w:val="003A70"/>
+          <w:sz w:val="22"/>
+          <w:szCs w:val="18"/>
+        </w:rPr>
+        <w:t xml:space="preserve">Step 2</w:t>
+      </w:r>
+      <w:r>
+        <w:rPr>
+          <w:rFonts w:ascii="Avenir Next" w:hAnsi="Avenir Next" w:cs="Avenir Next" w:eastAsia="Avenir Next"/>
+          <w:color w:val="1A1A1A"/>
           <w:sz w:val="18"/>
           <w:szCs w:val="18"/>
         </w:rPr>
-        <w:t xml:space="preserve">Step 2</w:t>
-      </w:r>
-      <w:r>
-        <w:rPr>
-          <w:rFonts w:ascii="Avenir Next" w:hAnsi="Avenir Next" w:cs="Avenir Next" w:eastAsia="Avenir Next"/>
-          <w:color w:val="1A1A1A"/>
-          <w:sz w:val="18"/>
-          <w:szCs w:val="18"/>
-        </w:rPr>
         <w:tab/>
       </w:r>
       <w:r>
         <w:rPr>
           <w:rFonts w:ascii="Avenir Next" w:hAnsi="Avenir Next" w:cs="Avenir Next" w:eastAsia="Avenir Next"/>
           <w:color w:val="1A1A1A"/>
-          <w:sz w:val="21"/>
+          <w:sz w:val="22"/>
           <w:szCs w:val="21"/>
         </w:rPr>
         <w:t xml:space="preserve">Start at </w:t>
@@ -2765,7 +2784,7 @@
         <w:rPr>
           <w:rFonts w:ascii="Avenir Next" w:hAnsi="Avenir Next" w:cs="Avenir Next" w:eastAsia="Avenir Next"/>
           <w:color w:val="1A1A1A"/>
-          <w:sz w:val="21"/>
+          <w:sz w:val="22"/>
           <w:szCs w:val="21"/>
         </w:rPr>
         <w:t xml:space="preserve">.</w:t>
@@ -2777,7 +2796,7 @@
         <w:tabs>
           <w:tab w:val="left" w:pos="1300"/>
         </w:tabs>
-        <w:spacing w:before="0" w:after="24" w:line="272" w:lineRule="auto"/>
+        <w:spacing w:before="0" w:after="24" w:line="256" w:lineRule="auto"/>
         <w:ind w:left="1300" w:hanging="868"/>
       </w:pPr>
       <w:r>
@@ -2785,25 +2804,25 @@
           <w:rFonts w:ascii="Avenir Next" w:hAnsi="Avenir Next" w:cs="Avenir Next" w:eastAsia="Avenir Next"/>
           <w:b/>
           <w:color w:val="003A70"/>
+          <w:sz w:val="22"/>
+          <w:szCs w:val="18"/>
+        </w:rPr>
+        <w:t xml:space="preserve">Step 3</w:t>
+      </w:r>
+      <w:r>
+        <w:rPr>
+          <w:rFonts w:ascii="Avenir Next" w:hAnsi="Avenir Next" w:cs="Avenir Next" w:eastAsia="Avenir Next"/>
+          <w:color w:val="1A1A1A"/>
           <w:sz w:val="18"/>
           <w:szCs w:val="18"/>
         </w:rPr>
-        <w:t xml:space="preserve">Step 3</w:t>
-      </w:r>
-      <w:r>
-        <w:rPr>
-          <w:rFonts w:ascii="Avenir Next" w:hAnsi="Avenir Next" w:cs="Avenir Next" w:eastAsia="Avenir Next"/>
-          <w:color w:val="1A1A1A"/>
-          <w:sz w:val="18"/>
-          <w:szCs w:val="18"/>
-        </w:rPr>
         <w:tab/>
       </w:r>
       <w:r>
         <w:rPr>
           <w:rFonts w:ascii="Avenir Next" w:hAnsi="Avenir Next" w:cs="Avenir Next" w:eastAsia="Avenir Next"/>
           <w:color w:val="1A1A1A"/>
-          <w:sz w:val="21"/>
+          <w:sz w:val="22"/>
           <w:szCs w:val="21"/>
         </w:rPr>
         <w:t xml:space="preserve">1 jump: B = </w:t>
@@ -2822,7 +2841,7 @@
         <w:rPr>
           <w:rFonts w:ascii="Avenir Next" w:hAnsi="Avenir Next" w:cs="Avenir Next" w:eastAsia="Avenir Next"/>
           <w:color w:val="1A1A1A"/>
-          <w:sz w:val="21"/>
+          <w:sz w:val="22"/>
           <w:szCs w:val="21"/>
         </w:rPr>
         <w:t xml:space="preserve">.</w:t>
@@ -2839,7 +2858,7 @@
         <w:tabs>
           <w:tab w:val="left" w:pos="432"/>
         </w:tabs>
-        <w:spacing w:before="90" w:after="40" w:line="268" w:lineRule="auto"/>
+        <w:spacing w:before="90" w:after="40" w:line="254" w:lineRule="auto"/>
         <w:ind w:left="432" w:hanging="432"/>
       </w:pPr>
       <w:r>
@@ -2877,7 +2896,7 @@
         <w:tabs>
           <w:tab w:val="left" w:pos="1300"/>
         </w:tabs>
-        <w:spacing w:before="0" w:after="24" w:line="272" w:lineRule="auto"/>
+        <w:spacing w:before="0" w:after="24" w:line="256" w:lineRule="auto"/>
         <w:ind w:left="1300" w:hanging="868"/>
       </w:pPr>
       <w:r>
@@ -2885,25 +2904,25 @@
           <w:rFonts w:ascii="Avenir Next" w:hAnsi="Avenir Next" w:cs="Avenir Next" w:eastAsia="Avenir Next"/>
           <w:b/>
           <w:color w:val="003A70"/>
+          <w:sz w:val="22"/>
+          <w:szCs w:val="18"/>
+        </w:rPr>
+        <w:t xml:space="preserve">Step 1</w:t>
+      </w:r>
+      <w:r>
+        <w:rPr>
+          <w:rFonts w:ascii="Avenir Next" w:hAnsi="Avenir Next" w:cs="Avenir Next" w:eastAsia="Avenir Next"/>
+          <w:color w:val="1A1A1A"/>
           <w:sz w:val="18"/>
           <w:szCs w:val="18"/>
         </w:rPr>
-        <w:t xml:space="preserve">Step 1</w:t>
-      </w:r>
-      <w:r>
-        <w:rPr>
-          <w:rFonts w:ascii="Avenir Next" w:hAnsi="Avenir Next" w:cs="Avenir Next" w:eastAsia="Avenir Next"/>
-          <w:color w:val="1A1A1A"/>
-          <w:sz w:val="18"/>
-          <w:szCs w:val="18"/>
-        </w:rPr>
         <w:tab/>
       </w:r>
       <w:r>
         <w:rPr>
           <w:rFonts w:ascii="Avenir Next" w:hAnsi="Avenir Next" w:cs="Avenir Next" w:eastAsia="Avenir Next"/>
           <w:color w:val="1A1A1A"/>
-          <w:sz w:val="21"/>
+          <w:sz w:val="22"/>
           <w:szCs w:val="21"/>
         </w:rPr>
         <w:t xml:space="preserve">Each jump is </w:t>
@@ -2922,7 +2941,7 @@
         <w:rPr>
           <w:rFonts w:ascii="Avenir Next" w:hAnsi="Avenir Next" w:cs="Avenir Next" w:eastAsia="Avenir Next"/>
           <w:color w:val="1A1A1A"/>
-          <w:sz w:val="21"/>
+          <w:sz w:val="22"/>
           <w:szCs w:val="21"/>
         </w:rPr>
         <w:t xml:space="preserve">.</w:t>
@@ -2934,7 +2953,7 @@
         <w:tabs>
           <w:tab w:val="left" w:pos="1300"/>
         </w:tabs>
-        <w:spacing w:before="0" w:after="24" w:line="272" w:lineRule="auto"/>
+        <w:spacing w:before="0" w:after="24" w:line="256" w:lineRule="auto"/>
         <w:ind w:left="1300" w:hanging="868"/>
       </w:pPr>
       <w:r>
@@ -2942,25 +2961,25 @@
           <w:rFonts w:ascii="Avenir Next" w:hAnsi="Avenir Next" w:cs="Avenir Next" w:eastAsia="Avenir Next"/>
           <w:b/>
           <w:color w:val="003A70"/>
+          <w:sz w:val="22"/>
+          <w:szCs w:val="18"/>
+        </w:rPr>
+        <w:t xml:space="preserve">Step 2</w:t>
+      </w:r>
+      <w:r>
+        <w:rPr>
+          <w:rFonts w:ascii="Avenir Next" w:hAnsi="Avenir Next" w:cs="Avenir Next" w:eastAsia="Avenir Next"/>
+          <w:color w:val="1A1A1A"/>
           <w:sz w:val="18"/>
           <w:szCs w:val="18"/>
         </w:rPr>
-        <w:t xml:space="preserve">Step 2</w:t>
-      </w:r>
-      <w:r>
-        <w:rPr>
-          <w:rFonts w:ascii="Avenir Next" w:hAnsi="Avenir Next" w:cs="Avenir Next" w:eastAsia="Avenir Next"/>
-          <w:color w:val="1A1A1A"/>
-          <w:sz w:val="18"/>
-          <w:szCs w:val="18"/>
-        </w:rPr>
         <w:tab/>
       </w:r>
       <w:r>
         <w:rPr>
           <w:rFonts w:ascii="Avenir Next" w:hAnsi="Avenir Next" w:cs="Avenir Next" w:eastAsia="Avenir Next"/>
           <w:color w:val="1A1A1A"/>
-          <w:sz w:val="21"/>
+          <w:sz w:val="22"/>
           <w:szCs w:val="21"/>
         </w:rPr>
         <w:t xml:space="preserve">Start at </w:t>
@@ -2979,7 +2998,7 @@
         <w:rPr>
           <w:rFonts w:ascii="Avenir Next" w:hAnsi="Avenir Next" w:cs="Avenir Next" w:eastAsia="Avenir Next"/>
           <w:color w:val="1A1A1A"/>
-          <w:sz w:val="21"/>
+          <w:sz w:val="22"/>
           <w:szCs w:val="21"/>
         </w:rPr>
         <w:t xml:space="preserve">.</w:t>
@@ -2991,7 +3010,7 @@
         <w:tabs>
           <w:tab w:val="left" w:pos="1300"/>
         </w:tabs>
-        <w:spacing w:before="0" w:after="24" w:line="272" w:lineRule="auto"/>
+        <w:spacing w:before="0" w:after="24" w:line="256" w:lineRule="auto"/>
         <w:ind w:left="1300" w:hanging="868"/>
       </w:pPr>
       <w:r>
@@ -2999,25 +3018,25 @@
           <w:rFonts w:ascii="Avenir Next" w:hAnsi="Avenir Next" w:cs="Avenir Next" w:eastAsia="Avenir Next"/>
           <w:b/>
           <w:color w:val="003A70"/>
+          <w:sz w:val="22"/>
+          <w:szCs w:val="18"/>
+        </w:rPr>
+        <w:t xml:space="preserve">Step 3</w:t>
+      </w:r>
+      <w:r>
+        <w:rPr>
+          <w:rFonts w:ascii="Avenir Next" w:hAnsi="Avenir Next" w:cs="Avenir Next" w:eastAsia="Avenir Next"/>
+          <w:color w:val="1A1A1A"/>
           <w:sz w:val="18"/>
           <w:szCs w:val="18"/>
         </w:rPr>
-        <w:t xml:space="preserve">Step 3</w:t>
-      </w:r>
-      <w:r>
-        <w:rPr>
-          <w:rFonts w:ascii="Avenir Next" w:hAnsi="Avenir Next" w:cs="Avenir Next" w:eastAsia="Avenir Next"/>
-          <w:color w:val="1A1A1A"/>
-          <w:sz w:val="18"/>
-          <w:szCs w:val="18"/>
-        </w:rPr>
         <w:tab/>
       </w:r>
       <w:r>
         <w:rPr>
           <w:rFonts w:ascii="Avenir Next" w:hAnsi="Avenir Next" w:cs="Avenir Next" w:eastAsia="Avenir Next"/>
           <w:color w:val="1A1A1A"/>
-          <w:sz w:val="21"/>
+          <w:sz w:val="22"/>
           <w:szCs w:val="21"/>
         </w:rPr>
         <w:t xml:space="preserve">3 jumps: C = </w:t>
@@ -3036,7 +3055,7 @@
         <w:rPr>
           <w:rFonts w:ascii="Avenir Next" w:hAnsi="Avenir Next" w:cs="Avenir Next" w:eastAsia="Avenir Next"/>
           <w:color w:val="1A1A1A"/>
-          <w:sz w:val="21"/>
+          <w:sz w:val="22"/>
           <w:szCs w:val="21"/>
         </w:rPr>
         <w:t xml:space="preserve">.</w:t>
@@ -3049,6 +3068,7 @@
     </w:p>
     <w:p>
       <w:pPr>
+        <w:pStyle w:val="Heading2"/>
         <w:keepNext/>
         <w:pBdr>
           <w:bottom w:val="single" w:sz="8" w:space="3" w:color="003A70"/>
@@ -3064,7 +3084,7 @@
           <w:b/>
           <w:color w:val="003A70"/>
           <w:spacing w:val="14"/>
-          <w:sz w:val="19"/>
+          <w:sz w:val="22"/>
           <w:szCs w:val="19"/>
         </w:rPr>
         <w:t xml:space="preserve">YOUR TURN</w:t>
@@ -3083,7 +3103,7 @@
           <w:rFonts w:ascii="Avenir Next" w:hAnsi="Avenir Next" w:cs="Avenir Next" w:eastAsia="Avenir Next"/>
           <w:i/>
           <w:color w:val="5A5F66"/>
-          <w:sz w:val="17"/>
+          <w:sz w:val="22"/>
           <w:szCs w:val="17"/>
         </w:rPr>
         <w:t xml:space="preserve">use the steps on your own</w:t>
@@ -3133,7 +3153,7 @@
               <w:tabs>
                 <w:tab w:val="left" w:pos="432"/>
               </w:tabs>
-              <w:spacing w:before="90" w:after="40" w:line="268" w:lineRule="auto"/>
+              <w:spacing w:before="90" w:after="40" w:line="254" w:lineRule="auto"/>
               <w:ind w:left="432" w:hanging="432"/>
             </w:pPr>
             <w:r>
@@ -3207,7 +3227,7 @@
                     <w:tabs>
                       <w:tab w:val="left" w:pos="340"/>
                     </w:tabs>
-                    <w:spacing w:before="0" w:after="0" w:line="276" w:lineRule="auto"/>
+                    <w:spacing w:before="0" w:after="0" w:line="258" w:lineRule="auto"/>
                     <w:ind w:left="340" w:hanging="340"/>
                   </w:pPr>
                   <w:r>
@@ -3255,7 +3275,7 @@
                       <w:szCs w:val="22"/>
                       <w:u w:val="single"/>
                     </w:rPr>
-                    <w:t xml:space="preserve">      </w:t>
+                    <w:t xml:space="preserve">          </w:t>
                   </w:r>
                 </w:p>
               </w:tc>
@@ -3269,7 +3289,7 @@
                     <w:tabs>
                       <w:tab w:val="left" w:pos="340"/>
                     </w:tabs>
-                    <w:spacing w:before="0" w:after="0" w:line="276" w:lineRule="auto"/>
+                    <w:spacing w:before="0" w:after="0" w:line="258" w:lineRule="auto"/>
                     <w:ind w:left="340" w:hanging="340"/>
                   </w:pPr>
                   <w:r>
@@ -3317,7 +3337,7 @@
                       <w:szCs w:val="22"/>
                       <w:u w:val="single"/>
                     </w:rPr>
-                    <w:t xml:space="preserve">      </w:t>
+                    <w:t xml:space="preserve">          </w:t>
                   </w:r>
                 </w:p>
               </w:tc>
@@ -3331,7 +3351,7 @@
                     <w:tabs>
                       <w:tab w:val="left" w:pos="340"/>
                     </w:tabs>
-                    <w:spacing w:before="0" w:after="0" w:line="276" w:lineRule="auto"/>
+                    <w:spacing w:before="0" w:after="0" w:line="258" w:lineRule="auto"/>
                     <w:ind w:left="340" w:hanging="340"/>
                   </w:pPr>
                   <w:r>
@@ -3379,7 +3399,7 @@
                       <w:szCs w:val="22"/>
                       <w:u w:val="single"/>
                     </w:rPr>
-                    <w:t xml:space="preserve">      </w:t>
+                    <w:t xml:space="preserve">          </w:t>
                   </w:r>
                 </w:p>
               </w:tc>
@@ -3399,7 +3419,7 @@
                     <w:tabs>
                       <w:tab w:val="left" w:pos="340"/>
                     </w:tabs>
-                    <w:spacing w:before="0" w:after="0" w:line="276" w:lineRule="auto"/>
+                    <w:spacing w:before="0" w:after="0" w:line="258" w:lineRule="auto"/>
                     <w:ind w:left="340" w:hanging="340"/>
                   </w:pPr>
                   <w:r>
@@ -3447,7 +3467,7 @@
                       <w:szCs w:val="22"/>
                       <w:u w:val="single"/>
                     </w:rPr>
-                    <w:t xml:space="preserve">      </w:t>
+                    <w:t xml:space="preserve">          </w:t>
                   </w:r>
                 </w:p>
               </w:tc>
@@ -3461,7 +3481,7 @@
                     <w:tabs>
                       <w:tab w:val="left" w:pos="340"/>
                     </w:tabs>
-                    <w:spacing w:before="0" w:after="0" w:line="276" w:lineRule="auto"/>
+                    <w:spacing w:before="0" w:after="0" w:line="258" w:lineRule="auto"/>
                     <w:ind w:left="340" w:hanging="340"/>
                   </w:pPr>
                   <w:r>
@@ -3509,7 +3529,7 @@
                       <w:szCs w:val="22"/>
                       <w:u w:val="single"/>
                     </w:rPr>
-                    <w:t xml:space="preserve">      </w:t>
+                    <w:t xml:space="preserve">          </w:t>
                   </w:r>
                 </w:p>
               </w:tc>
@@ -3523,7 +3543,7 @@
                     <w:tabs>
                       <w:tab w:val="left" w:pos="340"/>
                     </w:tabs>
-                    <w:spacing w:before="0" w:after="0" w:line="276" w:lineRule="auto"/>
+                    <w:spacing w:before="0" w:after="0" w:line="258" w:lineRule="auto"/>
                     <w:ind w:left="340" w:hanging="340"/>
                   </w:pPr>
                   <w:r>
@@ -3571,7 +3591,7 @@
                       <w:szCs w:val="22"/>
                       <w:u w:val="single"/>
                     </w:rPr>
-                    <w:t xml:space="preserve">      </w:t>
+                    <w:t xml:space="preserve">          </w:t>
                   </w:r>
                 </w:p>
               </w:tc>
@@ -3592,6 +3612,7 @@
     </w:p>
     <w:p>
       <w:pPr>
+        <w:pStyle w:val="Heading2"/>
         <w:keepNext/>
         <w:pBdr>
           <w:bottom w:val="single" w:sz="8" w:space="3" w:color="003A70"/>
@@ -3607,7 +3628,7 @@
           <w:b/>
           <w:color w:val="003A70"/>
           <w:spacing w:val="14"/>
-          <w:sz w:val="19"/>
+          <w:sz w:val="22"/>
           <w:szCs w:val="19"/>
         </w:rPr>
         <w:t xml:space="preserve">READY CHECK</w:t>
@@ -3626,7 +3647,7 @@
           <w:rFonts w:ascii="Avenir Next" w:hAnsi="Avenir Next" w:cs="Avenir Next" w:eastAsia="Avenir Next"/>
           <w:i/>
           <w:color w:val="5A5F66"/>
-          <w:sz w:val="17"/>
+          <w:sz w:val="22"/>
           <w:szCs w:val="17"/>
         </w:rPr>
         <w:t xml:space="preserve">a problem like the one in today’s lesson</w:t>
@@ -3676,7 +3697,7 @@
               <w:tabs>
                 <w:tab w:val="left" w:pos="432"/>
               </w:tabs>
-              <w:spacing w:before="90" w:after="40" w:line="268" w:lineRule="auto"/>
+              <w:spacing w:before="90" w:after="40" w:line="254" w:lineRule="auto"/>
               <w:ind w:left="432" w:hanging="432"/>
             </w:pPr>
             <w:r>
@@ -3750,7 +3771,7 @@
                     <w:tabs>
                       <w:tab w:val="left" w:pos="340"/>
                     </w:tabs>
-                    <w:spacing w:before="0" w:after="0" w:line="264" w:lineRule="auto"/>
+                    <w:spacing w:before="0" w:after="0" w:line="252" w:lineRule="auto"/>
                     <w:ind w:left="340" w:hanging="340"/>
                   </w:pPr>
                   <w:r>
@@ -3758,25 +3779,25 @@
                       <w:rFonts w:ascii="Avenir Next" w:hAnsi="Avenir Next" w:cs="Avenir Next" w:eastAsia="Avenir Next"/>
                       <w:b/>
                       <w:color w:val="003A70"/>
+                      <w:sz w:val="22"/>
+                      <w:szCs w:val="21"/>
+                    </w:rPr>
+                    <w:t xml:space="preserve">A</w:t>
+                  </w:r>
+                  <w:r>
+                    <w:rPr>
+                      <w:rFonts w:ascii="Avenir Next" w:hAnsi="Avenir Next" w:cs="Avenir Next" w:eastAsia="Avenir Next"/>
+                      <w:color w:val="1A1A1A"/>
                       <w:sz w:val="21"/>
                       <w:szCs w:val="21"/>
                     </w:rPr>
-                    <w:t xml:space="preserve">A</w:t>
-                  </w:r>
-                  <w:r>
-                    <w:rPr>
-                      <w:rFonts w:ascii="Avenir Next" w:hAnsi="Avenir Next" w:cs="Avenir Next" w:eastAsia="Avenir Next"/>
-                      <w:color w:val="1A1A1A"/>
-                      <w:sz w:val="21"/>
-                      <w:szCs w:val="21"/>
-                    </w:rPr>
                     <w:tab/>
                   </w:r>
                   <w:r>
                     <w:rPr>
                       <w:rFonts w:ascii="Avenir Next" w:hAnsi="Avenir Next" w:cs="Avenir Next" w:eastAsia="Avenir Next"/>
                       <w:color w:val="1A1A1A"/>
-                      <w:sz w:val="21"/>
+                      <w:sz w:val="22"/>
                       <w:szCs w:val="21"/>
                     </w:rPr>
                     <w:t xml:space="preserve">2.5</w:t>
@@ -3793,7 +3814,7 @@
                     <w:tabs>
                       <w:tab w:val="left" w:pos="340"/>
                     </w:tabs>
-                    <w:spacing w:before="0" w:after="0" w:line="264" w:lineRule="auto"/>
+                    <w:spacing w:before="0" w:after="0" w:line="252" w:lineRule="auto"/>
                     <w:ind w:left="340" w:hanging="340"/>
                   </w:pPr>
                   <w:r>
@@ -3801,25 +3822,25 @@
                       <w:rFonts w:ascii="Avenir Next" w:hAnsi="Avenir Next" w:cs="Avenir Next" w:eastAsia="Avenir Next"/>
                       <w:b/>
                       <w:color w:val="003A70"/>
+                      <w:sz w:val="22"/>
+                      <w:szCs w:val="21"/>
+                    </w:rPr>
+                    <w:t xml:space="preserve">B</w:t>
+                  </w:r>
+                  <w:r>
+                    <w:rPr>
+                      <w:rFonts w:ascii="Avenir Next" w:hAnsi="Avenir Next" w:cs="Avenir Next" w:eastAsia="Avenir Next"/>
+                      <w:color w:val="1A1A1A"/>
                       <w:sz w:val="21"/>
                       <w:szCs w:val="21"/>
                     </w:rPr>
-                    <w:t xml:space="preserve">B</w:t>
-                  </w:r>
-                  <w:r>
-                    <w:rPr>
-                      <w:rFonts w:ascii="Avenir Next" w:hAnsi="Avenir Next" w:cs="Avenir Next" w:eastAsia="Avenir Next"/>
-                      <w:color w:val="1A1A1A"/>
-                      <w:sz w:val="21"/>
-                      <w:szCs w:val="21"/>
-                    </w:rPr>
                     <w:tab/>
                   </w:r>
                   <w:r>
                     <w:rPr>
                       <w:rFonts w:ascii="Avenir Next" w:hAnsi="Avenir Next" w:cs="Avenir Next" w:eastAsia="Avenir Next"/>
                       <w:color w:val="1A1A1A"/>
-                      <w:sz w:val="21"/>
+                      <w:sz w:val="22"/>
                       <w:szCs w:val="21"/>
                     </w:rPr>
                     <w:t xml:space="preserve">0.5</w:t>
@@ -3836,7 +3857,7 @@
                     <w:tabs>
                       <w:tab w:val="left" w:pos="340"/>
                     </w:tabs>
-                    <w:spacing w:before="0" w:after="0" w:line="264" w:lineRule="auto"/>
+                    <w:spacing w:before="0" w:after="0" w:line="252" w:lineRule="auto"/>
                     <w:ind w:left="340" w:hanging="340"/>
                   </w:pPr>
                   <w:r>
@@ -3844,25 +3865,25 @@
                       <w:rFonts w:ascii="Avenir Next" w:hAnsi="Avenir Next" w:cs="Avenir Next" w:eastAsia="Avenir Next"/>
                       <w:b/>
                       <w:color w:val="003A70"/>
+                      <w:sz w:val="22"/>
+                      <w:szCs w:val="21"/>
+                    </w:rPr>
+                    <w:t xml:space="preserve">C</w:t>
+                  </w:r>
+                  <w:r>
+                    <w:rPr>
+                      <w:rFonts w:ascii="Avenir Next" w:hAnsi="Avenir Next" w:cs="Avenir Next" w:eastAsia="Avenir Next"/>
+                      <w:color w:val="1A1A1A"/>
                       <w:sz w:val="21"/>
                       <w:szCs w:val="21"/>
                     </w:rPr>
-                    <w:t xml:space="preserve">C</w:t>
-                  </w:r>
-                  <w:r>
-                    <w:rPr>
-                      <w:rFonts w:ascii="Avenir Next" w:hAnsi="Avenir Next" w:cs="Avenir Next" w:eastAsia="Avenir Next"/>
-                      <w:color w:val="1A1A1A"/>
-                      <w:sz w:val="21"/>
-                      <w:szCs w:val="21"/>
-                    </w:rPr>
                     <w:tab/>
                   </w:r>
                   <w:r>
                     <w:rPr>
                       <w:rFonts w:ascii="Avenir Next" w:hAnsi="Avenir Next" w:cs="Avenir Next" w:eastAsia="Avenir Next"/>
                       <w:color w:val="1A1A1A"/>
-                      <w:sz w:val="21"/>
+                      <w:sz w:val="22"/>
                       <w:szCs w:val="21"/>
                     </w:rPr>
                     <w:t xml:space="preserve">6</w:t>
@@ -3879,7 +3900,7 @@
                     <w:tabs>
                       <w:tab w:val="left" w:pos="340"/>
                     </w:tabs>
-                    <w:spacing w:before="0" w:after="0" w:line="264" w:lineRule="auto"/>
+                    <w:spacing w:before="0" w:after="0" w:line="252" w:lineRule="auto"/>
                     <w:ind w:left="340" w:hanging="340"/>
                   </w:pPr>
                   <w:r>
@@ -3887,25 +3908,25 @@
                       <w:rFonts w:ascii="Avenir Next" w:hAnsi="Avenir Next" w:cs="Avenir Next" w:eastAsia="Avenir Next"/>
                       <w:b/>
                       <w:color w:val="003A70"/>
+                      <w:sz w:val="22"/>
+                      <w:szCs w:val="21"/>
+                    </w:rPr>
+                    <w:t xml:space="preserve">D</w:t>
+                  </w:r>
+                  <w:r>
+                    <w:rPr>
+                      <w:rFonts w:ascii="Avenir Next" w:hAnsi="Avenir Next" w:cs="Avenir Next" w:eastAsia="Avenir Next"/>
+                      <w:color w:val="1A1A1A"/>
                       <w:sz w:val="21"/>
                       <w:szCs w:val="21"/>
                     </w:rPr>
-                    <w:t xml:space="preserve">D</w:t>
-                  </w:r>
-                  <w:r>
-                    <w:rPr>
-                      <w:rFonts w:ascii="Avenir Next" w:hAnsi="Avenir Next" w:cs="Avenir Next" w:eastAsia="Avenir Next"/>
-                      <w:color w:val="1A1A1A"/>
-                      <w:sz w:val="21"/>
-                      <w:szCs w:val="21"/>
-                    </w:rPr>
                     <w:tab/>
                   </w:r>
                   <w:r>
                     <w:rPr>
                       <w:rFonts w:ascii="Avenir Next" w:hAnsi="Avenir Next" w:cs="Avenir Next" w:eastAsia="Avenir Next"/>
                       <w:color w:val="1A1A1A"/>
-                      <w:sz w:val="21"/>
+                      <w:sz w:val="22"/>
                       <w:szCs w:val="21"/>
                     </w:rPr>
                     <w:t xml:space="preserve">8</w:t>
@@ -3954,19 +3975,42 @@
         <w:tblLook w:val="0000" w:firstRow="0" w:lastRow="0" w:firstColumn="0" w:lastColumn="0" w:noHBand="1" w:noVBand="1"/>
       </w:tblPr>
       <w:tblGrid>
-        <w:gridCol w:w="2000"/>
-        <w:gridCol w:w="2300"/>
-        <w:gridCol w:w="2100"/>
-        <w:gridCol w:w="3104"/>
+        <w:gridCol w:w="1750"/>
+        <w:gridCol w:w="2500"/>
+        <w:gridCol w:w="2200"/>
+        <w:gridCol w:w="3054"/>
       </w:tblGrid>
       <w:tr>
         <w:trPr>
           <w:cantSplit/>
-          <w:trHeight w:val="320" w:hRule="atLeast"/>
+          <w:trHeight w:val="300" w:hRule="atLeast"/>
         </w:trPr>
         <w:tc>
           <w:tcPr>
-            <w:tcW w:w="2000" w:type="dxa"/>
+            <w:tcW w:w="1750" w:type="dxa"/>
+            <w:vAlign w:val="center"/>
+          </w:tcPr>
+          <w:p>
+            <w:pPr>
+              <w:pStyle w:val="Heading2"/>
+              <w:spacing w:before="0" w:after="0" w:line="240" w:lineRule="auto"/>
+            </w:pPr>
+            <w:r>
+              <w:rPr>
+                <w:rFonts w:ascii="Avenir Next" w:hAnsi="Avenir Next" w:cs="Avenir Next" w:eastAsia="Avenir Next"/>
+                <w:b/>
+                <w:color w:val="003A70"/>
+                <w:spacing w:val="12"/>
+                <w:sz w:val="15"/>
+                <w:szCs w:val="15"/>
+              </w:rPr>
+              <w:t xml:space="preserve">CHECK YOURSELF</w:t>
+            </w:r>
+          </w:p>
+        </w:tc>
+        <w:tc>
+          <w:tcPr>
+            <w:tcW w:w="2500" w:type="dxa"/>
             <w:vAlign w:val="center"/>
           </w:tcPr>
           <w:p>
@@ -3975,20 +4019,27 @@
             </w:pPr>
             <w:r>
               <w:rPr>
-                <w:rFonts w:ascii="Avenir Next" w:hAnsi="Avenir Next" w:cs="Avenir Next" w:eastAsia="Avenir Next"/>
-                <w:b/>
-                <w:color w:val="003A70"/>
-                <w:spacing w:val="12"/>
-                <w:sz w:val="15"/>
-                <w:szCs w:val="15"/>
-              </w:rPr>
-              <w:t xml:space="preserve">CHECK YOURSELF</w:t>
+                <w:rFonts w:ascii="Arial" w:hAnsi="Arial" w:cs="Arial" w:eastAsia="Arial"/>
+                <w:color w:val="1A1A1A"/>
+                <w:sz w:val="20"/>
+                <w:szCs w:val="20"/>
+              </w:rPr>
+              <w:t xml:space="preserve">□</w:t>
+            </w:r>
+            <w:r>
+              <w:rPr>
+                <w:rFonts w:ascii="Avenir Next" w:hAnsi="Avenir Next" w:cs="Avenir Next" w:eastAsia="Avenir Next"/>
+                <w:color w:val="1A1A1A"/>
+                <w:sz w:val="17"/>
+                <w:szCs w:val="17"/>
+              </w:rPr>
+              <w:t xml:space="preserve">  I can do this on my own</w:t>
             </w:r>
           </w:p>
         </w:tc>
         <w:tc>
           <w:tcPr>
-            <w:tcW w:w="2300" w:type="dxa"/>
+            <w:tcW w:w="2200" w:type="dxa"/>
             <w:vAlign w:val="center"/>
           </w:tcPr>
           <w:p>
@@ -3999,8 +4050,8 @@
               <w:rPr>
                 <w:rFonts w:ascii="Arial" w:hAnsi="Arial" w:cs="Arial" w:eastAsia="Arial"/>
                 <w:color w:val="1A1A1A"/>
-                <w:sz w:val="24"/>
-                <w:szCs w:val="24"/>
+                <w:sz w:val="20"/>
+                <w:szCs w:val="20"/>
               </w:rPr>
               <w:t xml:space="preserve">□</w:t>
             </w:r>
@@ -4011,13 +4062,13 @@
                 <w:sz w:val="17"/>
                 <w:szCs w:val="17"/>
               </w:rPr>
-              <w:t xml:space="preserve">  I can do this on my own</w:t>
+              <w:t xml:space="preserve">  I need a little help</w:t>
             </w:r>
           </w:p>
         </w:tc>
         <w:tc>
           <w:tcPr>
-            <w:tcW w:w="2100" w:type="dxa"/>
+            <w:tcW w:w="3054" w:type="dxa"/>
             <w:vAlign w:val="center"/>
           </w:tcPr>
           <w:p>
@@ -4028,37 +4079,8 @@
               <w:rPr>
                 <w:rFonts w:ascii="Arial" w:hAnsi="Arial" w:cs="Arial" w:eastAsia="Arial"/>
                 <w:color w:val="1A1A1A"/>
-                <w:sz w:val="24"/>
-                <w:szCs w:val="24"/>
-              </w:rPr>
-              <w:t xml:space="preserve">□</w:t>
-            </w:r>
-            <w:r>
-              <w:rPr>
-                <w:rFonts w:ascii="Avenir Next" w:hAnsi="Avenir Next" w:cs="Avenir Next" w:eastAsia="Avenir Next"/>
-                <w:color w:val="1A1A1A"/>
-                <w:sz w:val="17"/>
-                <w:szCs w:val="17"/>
-              </w:rPr>
-              <w:t xml:space="preserve">  I need a little help</w:t>
-            </w:r>
-          </w:p>
-        </w:tc>
-        <w:tc>
-          <w:tcPr>
-            <w:tcW w:w="3104" w:type="dxa"/>
-            <w:vAlign w:val="center"/>
-          </w:tcPr>
-          <w:p>
-            <w:pPr>
-              <w:spacing w:before="0" w:after="0" w:line="240" w:lineRule="auto"/>
-            </w:pPr>
-            <w:r>
-              <w:rPr>
-                <w:rFonts w:ascii="Arial" w:hAnsi="Arial" w:cs="Arial" w:eastAsia="Arial"/>
-                <w:color w:val="1A1A1A"/>
-                <w:sz w:val="24"/>
-                <w:szCs w:val="24"/>
+                <w:sz w:val="20"/>
+                <w:szCs w:val="20"/>
               </w:rPr>
               <w:t xml:space="preserve">□</w:t>
             </w:r>
@@ -4093,7 +4115,7 @@
     <w:sectPr>
       <w:footerReference w:type="default" r:id="rIdFooter1"/>
       <w:pgSz w:w="12240" w:h="15840"/>
-      <w:pgMar w:top="893" w:right="1224" w:bottom="835" w:left="1512" w:header="432" w:footer="432" w:gutter="0"/>
+      <w:pgMar w:top="780" w:right="1224" w:bottom="760" w:left="1512" w:header="432" w:footer="432" w:gutter="0"/>
       <w:cols w:space="720"/>
     </w:sectPr>
   </w:body>
@@ -4173,7 +4195,106 @@
               <w:sz w:val="15"/>
               <w:szCs w:val="15"/>
             </w:rPr>
-            <w:t xml:space="preserve">Lesson 7-3  ·  Session 1  ·  Prerequisite Practice A</w:t>
+            <w:t xml:space="preserve">7-3 · Page </w:t>
+          </w:r>
+          <w:r>
+            <w:rPr>
+              <w:rFonts w:ascii="Avenir Next" w:hAnsi="Avenir Next" w:cs="Avenir Next" w:eastAsia="Avenir Next"/>
+              <w:color w:val="5A5F66"/>
+              <w:sz w:val="15"/>
+              <w:szCs w:val="15"/>
+            </w:rPr>
+            <w:fldChar w:fldCharType="begin"/>
+          </w:r>
+          <w:r>
+            <w:rPr>
+              <w:rFonts w:ascii="Avenir Next" w:hAnsi="Avenir Next" w:cs="Avenir Next" w:eastAsia="Avenir Next"/>
+              <w:color w:val="5A5F66"/>
+              <w:sz w:val="15"/>
+              <w:szCs w:val="15"/>
+            </w:rPr>
+            <w:instrText xml:space="preserve"> PAGE </w:instrText>
+          </w:r>
+          <w:r>
+            <w:rPr>
+              <w:rFonts w:ascii="Avenir Next" w:hAnsi="Avenir Next" w:cs="Avenir Next" w:eastAsia="Avenir Next"/>
+              <w:color w:val="5A5F66"/>
+              <w:sz w:val="15"/>
+              <w:szCs w:val="15"/>
+            </w:rPr>
+            <w:fldChar w:fldCharType="separate"/>
+          </w:r>
+          <w:r>
+            <w:rPr>
+              <w:rFonts w:ascii="Avenir Next" w:hAnsi="Avenir Next" w:cs="Avenir Next" w:eastAsia="Avenir Next"/>
+              <w:color w:val="5A5F66"/>
+              <w:sz w:val="15"/>
+              <w:szCs w:val="15"/>
+            </w:rPr>
+            <w:t xml:space="preserve">1</w:t>
+          </w:r>
+          <w:r>
+            <w:rPr>
+              <w:rFonts w:ascii="Avenir Next" w:hAnsi="Avenir Next" w:cs="Avenir Next" w:eastAsia="Avenir Next"/>
+              <w:color w:val="5A5F66"/>
+              <w:sz w:val="15"/>
+              <w:szCs w:val="15"/>
+            </w:rPr>
+            <w:fldChar w:fldCharType="end"/>
+          </w:r>
+          <w:r>
+            <w:rPr>
+              <w:rFonts w:ascii="Avenir Next" w:hAnsi="Avenir Next" w:cs="Avenir Next" w:eastAsia="Avenir Next"/>
+              <w:color w:val="5A5F66"/>
+              <w:sz w:val="15"/>
+              <w:szCs w:val="15"/>
+            </w:rPr>
+            <w:t xml:space="preserve"> of </w:t>
+          </w:r>
+          <w:r>
+            <w:rPr>
+              <w:rFonts w:ascii="Avenir Next" w:hAnsi="Avenir Next" w:cs="Avenir Next" w:eastAsia="Avenir Next"/>
+              <w:color w:val="5A5F66"/>
+              <w:sz w:val="15"/>
+              <w:szCs w:val="15"/>
+            </w:rPr>
+            <w:fldChar w:fldCharType="begin"/>
+          </w:r>
+          <w:r>
+            <w:rPr>
+              <w:rFonts w:ascii="Avenir Next" w:hAnsi="Avenir Next" w:cs="Avenir Next" w:eastAsia="Avenir Next"/>
+              <w:color w:val="5A5F66"/>
+              <w:sz w:val="15"/>
+              <w:szCs w:val="15"/>
+            </w:rPr>
+            <w:instrText xml:space="preserve"> NUMPAGES </w:instrText>
+          </w:r>
+          <w:r>
+            <w:rPr>
+              <w:rFonts w:ascii="Avenir Next" w:hAnsi="Avenir Next" w:cs="Avenir Next" w:eastAsia="Avenir Next"/>
+              <w:color w:val="5A5F66"/>
+              <w:sz w:val="15"/>
+              <w:szCs w:val="15"/>
+            </w:rPr>
+            <w:fldChar w:fldCharType="separate"/>
+          </w:r>
+          <w:r>
+            <w:rPr>
+              <w:rFonts w:ascii="Avenir Next" w:hAnsi="Avenir Next" w:cs="Avenir Next" w:eastAsia="Avenir Next"/>
+              <w:color w:val="5A5F66"/>
+              <w:sz w:val="15"/>
+              <w:szCs w:val="15"/>
+            </w:rPr>
+            <w:t xml:space="preserve">1</w:t>
+          </w:r>
+          <w:r>
+            <w:rPr>
+              <w:rFonts w:ascii="Avenir Next" w:hAnsi="Avenir Next" w:cs="Avenir Next" w:eastAsia="Avenir Next"/>
+              <w:color w:val="5A5F66"/>
+              <w:sz w:val="15"/>
+              <w:szCs w:val="15"/>
+            </w:rPr>
+            <w:fldChar w:fldCharType="end"/>
           </w:r>
         </w:p>
       </w:tc>
@@ -4216,5 +4337,23 @@
       </w:tblCellMar>
     </w:tblPr>
   </w:style>
+  <w:style w:type="paragraph" w:styleId="Heading1">
+    <w:name w:val="heading 1"/>
+    <w:basedOn w:val="Normal"/>
+    <w:pPr>
+      <w:outlineLvl w:val="0"/>
+      <w:keepNext w:val="0"/>
+      <w:keepLines w:val="0"/>
+    </w:pPr>
+  </w:style>
+  <w:style w:type="paragraph" w:styleId="Heading2">
+    <w:name w:val="heading 2"/>
+    <w:basedOn w:val="Normal"/>
+    <w:pPr>
+      <w:outlineLvl w:val="1"/>
+      <w:keepNext w:val="0"/>
+      <w:keepLines w:val="0"/>
+    </w:pPr>
+  </w:style>
 </w:styles>
 </file>